--- a/thuyet-trinh/ke-hoach-hoi-thao/PHU-LUC-DINH-HUONG-TRINH-BAY.docx
+++ b/thuyet-trinh/ke-hoach-hoi-thao/PHU-LUC-DINH-HUONG-TRINH-BAY.docx
@@ -325,7 +325,7 @@
           <w:sz w:val="26"/>
           <w:szCs w:val="26"/>
         </w:rPr>
-        <w:t xml:space="preserve">Bài trình bày gồm 24 slide, chia thành 6 phần, kèm 5 phụ lục dự phòng (không trình bày, dùng khi có câu hỏi). Tổng thời lượng 120 phút, trong đó trình bày 108 phút, trao đổi – thảo luận 12 phút.</w:t>
+        <w:t xml:space="preserve">Bài trình bày gồm 27 slide, chia thành 6 phần, kèm 5 phụ lục dự phòng (không trình bày, dùng khi có câu hỏi). Tổng thời lượng 120 phút, trong đó trình bày 108 phút, trao đổi – thảo luận 12 phút.</w:t>
       </w:r>
     </w:p>
     <w:tbl>
@@ -756,7 +756,7 @@
                 <w:sz w:val="24"/>
                 <w:szCs w:val="24"/>
               </w:rPr>
-              <w:t xml:space="preserve">36 phút</w:t>
+              <w:t xml:space="preserve">32 phút</w:t>
             </w:r>
           </w:p>
         </w:tc>
@@ -891,7 +891,7 @@
                 <w:sz w:val="24"/>
                 <w:szCs w:val="24"/>
               </w:rPr>
-              <w:t xml:space="preserve">34 phút</w:t>
+              <w:t xml:space="preserve">30 phút</w:t>
             </w:r>
           </w:p>
         </w:tc>
@@ -962,7 +962,7 @@
                 <w:sz w:val="24"/>
                 <w:szCs w:val="24"/>
               </w:rPr>
-              <w:t xml:space="preserve">Đề tài mật: ứng dụng AI khi dữ liệu không được đưa lên Internet (minh họa 3)</w:t>
+              <w:t xml:space="preserve">Đề tài mật: ứng dụng AI khi dữ liệu không được đưa lên Internet (ranh giới pháp lý, quy trình, minh họa 3)</w:t>
             </w:r>
           </w:p>
         </w:tc>
@@ -994,7 +994,7 @@
                 <w:sz w:val="24"/>
                 <w:szCs w:val="24"/>
               </w:rPr>
-              <w:t xml:space="preserve">20</w:t>
+              <w:t xml:space="preserve">20 – 23</w:t>
             </w:r>
           </w:p>
         </w:tc>
@@ -1026,7 +1026,7 @@
                 <w:sz w:val="24"/>
                 <w:szCs w:val="24"/>
               </w:rPr>
-              <w:t xml:space="preserve">5 phút</w:t>
+              <w:t xml:space="preserve">15 phút</w:t>
             </w:r>
           </w:p>
         </w:tc>
@@ -1129,7 +1129,7 @@
                 <w:sz w:val="24"/>
                 <w:szCs w:val="24"/>
               </w:rPr>
-              <w:t xml:space="preserve">21 – 23</w:t>
+              <w:t xml:space="preserve">24 – 26</w:t>
             </w:r>
           </w:p>
         </w:tc>
@@ -1161,7 +1161,7 @@
                 <w:sz w:val="24"/>
                 <w:szCs w:val="24"/>
               </w:rPr>
-              <w:t xml:space="preserve">15 phút</w:t>
+              <w:t xml:space="preserve">13 phút</w:t>
             </w:r>
           </w:p>
         </w:tc>
@@ -1264,7 +1264,7 @@
                 <w:sz w:val="24"/>
                 <w:szCs w:val="24"/>
               </w:rPr>
-              <w:t xml:space="preserve">24</w:t>
+              <w:t xml:space="preserve">27</w:t>
             </w:r>
           </w:p>
         </w:tc>
@@ -1401,7 +1401,7 @@
                 <w:sz w:val="24"/>
                 <w:szCs w:val="24"/>
               </w:rPr>
-              <w:t xml:space="preserve">24 slide</w:t>
+              <w:t xml:space="preserve">27 slide</w:t>
             </w:r>
           </w:p>
         </w:tc>
@@ -1639,7 +1639,7 @@
           <w:sz w:val="26"/>
           <w:szCs w:val="26"/>
         </w:rPr>
-        <w:t xml:space="preserve">2. Phần II – Lựa chọn và sử dụng công cụ AI phù hợp (36 phút, slide 5 – 12)</w:t>
+        <w:t xml:space="preserve">2. Phần II – Lựa chọn và sử dụng công cụ AI phù hợp (32 phút, slide 5 – 12)</w:t>
       </w:r>
     </w:p>
     <w:p>
@@ -1859,7 +1859,7 @@
           <w:sz w:val="26"/>
           <w:szCs w:val="26"/>
         </w:rPr>
-        <w:t xml:space="preserve">3. Phần III – AI Agent trong chu trình thực hiện nhiệm vụ khoa học (34 phút, slide 13 – 19)</w:t>
+        <w:t xml:space="preserve">3. Phần III – AI Agent trong chu trình thực hiện nhiệm vụ khoa học (30 phút, slide 13 – 19)</w:t>
       </w:r>
     </w:p>
     <w:p>
@@ -2079,7 +2079,7 @@
           <w:sz w:val="26"/>
           <w:szCs w:val="26"/>
         </w:rPr>
-        <w:t xml:space="preserve">4. Phần IV – Đề tài mật: ứng dụng AI khi dữ liệu không được đưa lên Internet (5 phút, slide 20)</w:t>
+        <w:t xml:space="preserve">4. Phần IV – Đề tài mật: ứng dụng AI khi dữ liệu không được đưa lên Internet (15 phút, slide 20 – 23)</w:t>
       </w:r>
     </w:p>
     <w:p>
@@ -2104,7 +2104,7 @@
           <w:sz w:val="26"/>
           <w:szCs w:val="26"/>
         </w:rPr>
-        <w:t xml:space="preserve">định hướng cách khai thác AI cho nhiệm vụ có dữ liệu mật mà vẫn bảo đảm bí mật.</w:t>
+        <w:t xml:space="preserve">định hướng cách khai thác AI cho nhiệm vụ có nội dung bí mật nhà nước, bí mật quân sự mà vẫn tuân thủ pháp luật về bảo vệ bí mật nhà nước.</w:t>
       </w:r>
     </w:p>
     <w:p>
@@ -2140,45 +2140,64 @@
           <w:sz w:val="26"/>
           <w:szCs w:val="26"/>
         </w:rPr>
-        <w:t xml:space="preserve">Nguyên tắc: AI chỉ viết công cụ, không bao giờ tiếp cận dữ liệu thật.</w:t>
-      </w:r>
-    </w:p>
-    <w:p>
-      <w:pPr>
-        <w:pStyle w:val="ListParagraph"/>
-        <w:numPr>
-          <w:ilvl w:val="0"/>
-          <w:numId w:val="2"/>
-        </w:numPr>
-        <w:spacing w:after="30" w:before="30" w:line="300"/>
-        <w:jc w:val="both"/>
-      </w:pPr>
-      <w:r>
-        <w:rPr>
-          <w:rFonts w:ascii="Times New Roman" w:cs="Times New Roman" w:eastAsia="Times New Roman" w:hAnsi="Times New Roman"/>
-          <w:sz w:val="26"/>
-          <w:szCs w:val="26"/>
-        </w:rPr>
-        <w:t xml:space="preserve">Quy trình 6 bước: mô tả cấu trúc dữ liệu → AI viết công cụ, chạy thử với dữ liệu giả → nhà khoa học đọc mã, quét mã kiểm tra không có kết nối mạng → đóng gói kèm mã băm → chuyển sang máy không kết nối Internet theo quy định, đối chiếu mã băm, chạy với dữ liệu thật → kết quả lưu tại máy đó.</w:t>
-      </w:r>
-    </w:p>
-    <w:p>
-      <w:pPr>
-        <w:pStyle w:val="ListParagraph"/>
-        <w:numPr>
-          <w:ilvl w:val="0"/>
-          <w:numId w:val="2"/>
-        </w:numPr>
-        <w:spacing w:after="30" w:before="30" w:line="300"/>
-        <w:jc w:val="both"/>
-      </w:pPr>
-      <w:r>
-        <w:rPr>
-          <w:rFonts w:ascii="Times New Roman" w:cs="Times New Roman" w:eastAsia="Times New Roman" w:hAnsi="Times New Roman"/>
-          <w:sz w:val="26"/>
-          <w:szCs w:val="26"/>
-        </w:rPr>
-        <w:t xml:space="preserve">Minh họa 3 (dữ liệu giả lập): công cụ ước lượng lộ trình thiết bị bay không người lái theo địa hình và khí hậu nhiệt đới; trọng tâm là quy trình, mô hình đã được đơn giản hóa.</w:t>
+        <w:t xml:space="preserve">Ranh giới pháp lý (slide 20): Luật Bảo vệ bí mật nhà nước số 117/2025/QH15 (hiệu lực từ 01/3/2026) nghiêm cấm soạn thảo, lưu giữ tài liệu có nội dung bí mật nhà nước trên thiết bị đang kết nối Internet, mạng máy tính, mạng viễn thông (trừ mạng LAN độc lập theo quy định) và nghiêm cấm sử dụng hệ thống trí tuệ nhân tạo, công nghệ mới để xâm phạm bí mật nhà nước; phân định rõ thông tin được và không được đưa cho AI trực tuyến; cảnh báo nguy cơ suy luận ra thông tin mật từ việc ghép nhiều thông tin.</w:t>
+      </w:r>
+    </w:p>
+    <w:p>
+      <w:pPr>
+        <w:pStyle w:val="ListParagraph"/>
+        <w:numPr>
+          <w:ilvl w:val="0"/>
+          <w:numId w:val="2"/>
+        </w:numPr>
+        <w:spacing w:after="30" w:before="30" w:line="300"/>
+        <w:jc w:val="both"/>
+      </w:pPr>
+      <w:r>
+        <w:rPr>
+          <w:rFonts w:ascii="Times New Roman" w:cs="Times New Roman" w:eastAsia="Times New Roman" w:hAnsi="Times New Roman"/>
+          <w:sz w:val="26"/>
+          <w:szCs w:val="26"/>
+        </w:rPr>
+        <w:t xml:space="preserve">Mô hình ba vùng và quy trình 6 bước (slide 21): vùng A – máy có Internet (AI viết công cụ, chạy thử với dữ liệu giả, quét mã, đóng gói kèm mã băm); vùng B – chuyển giao bằng thiết bị lưu trữ được cấp phép, quét mã độc, đối chiếu mã băm, ghi sổ; vùng C – máy không kết nối Internet hoặc mạng LAN độc lập (chạy với dữ liệu thật, kết quả lưu tại chỗ). Luồng một chiều, mỗi bước có điểm kiểm soát và người chịu trách nhiệm.</w:t>
+      </w:r>
+    </w:p>
+    <w:p>
+      <w:pPr>
+        <w:pStyle w:val="ListParagraph"/>
+        <w:numPr>
+          <w:ilvl w:val="0"/>
+          <w:numId w:val="2"/>
+        </w:numPr>
+        <w:spacing w:after="30" w:before="30" w:line="300"/>
+        <w:jc w:val="both"/>
+      </w:pPr>
+      <w:r>
+        <w:rPr>
+          <w:rFonts w:ascii="Times New Roman" w:cs="Times New Roman" w:eastAsia="Times New Roman" w:hAnsi="Times New Roman"/>
+          <w:sz w:val="26"/>
+          <w:szCs w:val="26"/>
+        </w:rPr>
+        <w:t xml:space="preserve">Minh họa 3 (slide 22, dữ liệu giả lập): công cụ ước lượng lộ trình thiết bị bay không người lái theo địa hình và khí hậu nhiệt đới; kết quả kiểm tra an toàn (quét mã chặn thư viện kết nối mạng, đối chiếu mã băm khớp); trọng tâm là quy trình, mô hình đã được đơn giản hóa.</w:t>
+      </w:r>
+    </w:p>
+    <w:p>
+      <w:pPr>
+        <w:pStyle w:val="ListParagraph"/>
+        <w:numPr>
+          <w:ilvl w:val="0"/>
+          <w:numId w:val="2"/>
+        </w:numPr>
+        <w:spacing w:after="30" w:before="30" w:line="300"/>
+        <w:jc w:val="both"/>
+      </w:pPr>
+      <w:r>
+        <w:rPr>
+          <w:rFonts w:ascii="Times New Roman" w:cs="Times New Roman" w:eastAsia="Times New Roman" w:hAnsi="Times New Roman"/>
+          <w:sz w:val="26"/>
+          <w:szCs w:val="26"/>
+        </w:rPr>
+        <w:t xml:space="preserve">Sai lầm thường gặp và phương án khác (slide 23): chụp màn hình, dán trích đoạn tài liệu mật; dùng Cowork, tiện ích AI trên trình duyệt, tính năng sử dụng máy tính hoặc đồng bộ đám mây trên máy có tài liệu mật; mang nhật ký lỗi từ máy mật ra ngoài; dùng tài khoản cá nhân. Phương án mô hình AI chạy cục bộ, mạng LAN độc lập – chỉ khi được cấp có thẩm quyền cho phép.</w:t>
       </w:r>
     </w:p>
     <w:p>
@@ -2203,7 +2222,7 @@
           <w:sz w:val="26"/>
           <w:szCs w:val="26"/>
         </w:rPr>
-        <w:t xml:space="preserve">người nghe nắm được quy trình và các điểm kiểm soát khi áp dụng AI cho nhiệm vụ có dữ liệu mật.</w:t>
+        <w:t xml:space="preserve">người nghe nắm vững quy định pháp luật, quy trình và các điểm kiểm soát; nhận biết được các sai lầm dễ làm lộ dữ liệu.</w:t>
       </w:r>
     </w:p>
     <w:p>
@@ -2223,7 +2242,7 @@
           <w:sz w:val="26"/>
           <w:szCs w:val="26"/>
         </w:rPr>
-        <w:t xml:space="preserve">5. Phần V – Skill, khoa học mở và tự động hóa (15 phút, slide 21 – 23)</w:t>
+        <w:t xml:space="preserve">5. Phần V – Skill, khoa học mở và tự động hóa (13 phút, slide 24 – 26)</w:t>
       </w:r>
     </w:p>
     <w:p>
@@ -2367,7 +2386,7 @@
           <w:sz w:val="26"/>
           <w:szCs w:val="26"/>
         </w:rPr>
-        <w:t xml:space="preserve">6. Phần VI – Trao đổi, thảo luận (12 phút, slide 24)</w:t>
+        <w:t xml:space="preserve">6. Phần VI – Trao đổi, thảo luận (12 phút, slide 27)</w:t>
       </w:r>
     </w:p>
     <w:p>
@@ -2660,7 +2679,26 @@
           <w:sz w:val="26"/>
           <w:szCs w:val="26"/>
         </w:rPr>
-        <w:t xml:space="preserve">Tuyệt đối không đưa thông tin, tài liệu thuộc phạm vi bí mật nhà nước, bí mật quân sự lên dịch vụ AI trực tuyến; việc chuyển tệp sang máy tính không kết nối Internet thực hiện theo quy định của Bộ Quốc phòng và quy chế của Trung tâm.</w:t>
+        <w:t xml:space="preserve">Tuyệt đối không đưa thông tin, tài liệu thuộc phạm vi bí mật nhà nước, bí mật quân sự lên dịch vụ AI trực tuyến, theo Luật Bảo vệ bí mật nhà nước số 117/2025/QH15; việc chuyển tệp sang máy tính không kết nối Internet thực hiện theo quy định của Bộ Quốc phòng và quy chế của Trung tâm.</w:t>
+      </w:r>
+    </w:p>
+    <w:p>
+      <w:pPr>
+        <w:pStyle w:val="ListParagraph"/>
+        <w:numPr>
+          <w:ilvl w:val="0"/>
+          <w:numId w:val="2"/>
+        </w:numPr>
+        <w:spacing w:after="30" w:before="30" w:line="300"/>
+        <w:jc w:val="both"/>
+      </w:pPr>
+      <w:r>
+        <w:rPr>
+          <w:rFonts w:ascii="Times New Roman" w:cs="Times New Roman" w:eastAsia="Times New Roman" w:hAnsi="Times New Roman"/>
+          <w:sz w:val="26"/>
+          <w:szCs w:val="26"/>
+        </w:rPr>
+        <w:t xml:space="preserve">Không trình diễn, không chụp ảnh màn hình bất kỳ dữ liệu thật nào của nhiệm vụ có nội dung bí mật; minh họa 3 chỉ dùng dữ liệu giả lập.</w:t>
       </w:r>
     </w:p>
     <w:p>
@@ -4342,7 +4380,7 @@
           <w:sz w:val="26"/>
           <w:szCs w:val="26"/>
         </w:rPr>
-        <w:t xml:space="preserve">Danh sách slide và nội dung từng slide (24 slide, 5 phụ lục dự phòng).</w:t>
+        <w:t xml:space="preserve">Danh sách slide và nội dung từng slide (27 slide, 5 phụ lục dự phòng).</w:t>
       </w:r>
     </w:p>
     <w:p>

--- a/thuyet-trinh/ke-hoach-hoi-thao/PHU-LUC-DINH-HUONG-TRINH-BAY.docx
+++ b/thuyet-trinh/ke-hoach-hoi-thao/PHU-LUC-DINH-HUONG-TRINH-BAY.docx
@@ -158,7 +158,7 @@
           <w:sz w:val="26"/>
           <w:szCs w:val="26"/>
         </w:rPr>
-        <w:t xml:space="preserve">Minh họa ứng dụng AI Agent trong toàn bộ chu trình thực hiện nhiệm vụ khoa học và công nghệ trên một ví dụ thực tế, gắn với lĩnh vực của Trung tâm (ăn mòn khí quyển của kim loại trong khí hậu nhiệt đới).</w:t>
+        <w:t xml:space="preserve">Minh họa ứng dụng AI Agent trong toàn bộ chu trình thực hiện nhiệm vụ khoa học và công nghệ, từ tìm kiếm tài liệu đến công bố kết quả, trên một ví dụ gắn với lĩnh vực của Trung tâm (ăn mòn khí quyển của kim loại trong khí hậu nhiệt đới).</w:t>
       </w:r>
     </w:p>
     <w:p>
@@ -235,7 +235,7 @@
           <w:sz w:val="26"/>
           <w:szCs w:val="26"/>
         </w:rPr>
-        <w:t xml:space="preserve">Nội dung chính xác, có căn cứ; số liệu, ví dụ quốc tế có nguồn được kiểm tra; ví dụ minh họa dùng dữ liệu thật đã công bố.</w:t>
+        <w:t xml:space="preserve">Nội dung chính xác, có căn cứ; ví dụ minh họa dùng dữ liệu thật đã công bố; ngôn ngữ dễ hiểu với người nghe không chuyên về công nghệ thông tin.</w:t>
       </w:r>
     </w:p>
     <w:p>
@@ -254,7 +254,7 @@
           <w:sz w:val="26"/>
           <w:szCs w:val="26"/>
         </w:rPr>
-        <w:t xml:space="preserve">Ngôn ngữ dễ hiểu, phù hợp với người nghe không chuyên về công nghệ thông tin; mỗi slide một ý chính, phần chi tiết đưa vào tài liệu phát tay.</w:t>
+        <w:t xml:space="preserve">Chấp hành nghiêm quy định về bảo vệ bí mật nhà nước và an toàn thông tin; không đưa dữ liệu nội bộ, dữ liệu mật lên dịch vụ AI trực tuyến.</w:t>
       </w:r>
     </w:p>
     <w:p>
@@ -273,26 +273,7 @@
           <w:sz w:val="26"/>
           <w:szCs w:val="26"/>
         </w:rPr>
-        <w:t xml:space="preserve">Chấp hành nghiêm quy định về bảo vệ bí mật nhà nước, an toàn thông tin và bản quyền; không đưa dữ liệu nội bộ, dữ liệu mật lên dịch vụ AI trực tuyến.</w:t>
-      </w:r>
-    </w:p>
-    <w:p>
-      <w:pPr>
-        <w:pStyle w:val="ListParagraph"/>
-        <w:numPr>
-          <w:ilvl w:val="0"/>
-          <w:numId w:val="2"/>
-        </w:numPr>
-        <w:spacing w:after="30" w:before="30" w:line="300"/>
-        <w:jc w:val="both"/>
-      </w:pPr>
-      <w:r>
-        <w:rPr>
-          <w:rFonts w:ascii="Times New Roman" w:cs="Times New Roman" w:eastAsia="Times New Roman" w:hAnsi="Times New Roman"/>
-          <w:sz w:val="26"/>
-          <w:szCs w:val="26"/>
-        </w:rPr>
-        <w:t xml:space="preserve">Các phần minh họa được thực hiện trước, tại hội thảo chỉ trình chiếu kết quả (video, ảnh chụp); bảo đảm đúng thời lượng 120 phút.</w:t>
+        <w:t xml:space="preserve">Các phần minh họa được thực hiện trước, tại hội thảo chỉ trình chiếu kết quả; bảo đảm đúng thời lượng 120 phút.</w:t>
       </w:r>
     </w:p>
     <w:p>
@@ -325,7 +306,7 @@
           <w:sz w:val="26"/>
           <w:szCs w:val="26"/>
         </w:rPr>
-        <w:t xml:space="preserve">Bài trình bày gồm 27 slide, chia thành 6 phần, kèm 5 phụ lục dự phòng (không trình bày, dùng khi có câu hỏi). Tổng thời lượng 120 phút, trong đó trình bày 108 phút, trao đổi – thảo luận 12 phút.</w:t>
+        <w:t xml:space="preserve">Bài trình bày gồm 27 slide, chia thành 6 phần; tổng thời lượng 120 phút, trong đó trình bày 108 phút, trao đổi – thảo luận 12 phút.</w:t>
       </w:r>
     </w:p>
     <w:tbl>
@@ -692,7 +673,7 @@
                 <w:sz w:val="24"/>
                 <w:szCs w:val="24"/>
               </w:rPr>
-              <w:t xml:space="preserve">Lựa chọn và sử dụng công cụ AI phù hợp; công cụ tìm tài liệu; giới thiệu Claude</w:t>
+              <w:t xml:space="preserve">Lựa chọn và sử dụng công cụ AI phù hợp; giới thiệu Claude</w:t>
             </w:r>
           </w:p>
         </w:tc>
@@ -724,7 +705,7 @@
                 <w:sz w:val="24"/>
                 <w:szCs w:val="24"/>
               </w:rPr>
-              <w:t xml:space="preserve">5 – 12</w:t>
+              <w:t xml:space="preserve">5 – 11</w:t>
             </w:r>
           </w:p>
         </w:tc>
@@ -756,7 +737,7 @@
                 <w:sz w:val="24"/>
                 <w:szCs w:val="24"/>
               </w:rPr>
-              <w:t xml:space="preserve">32 phút</w:t>
+              <w:t xml:space="preserve">28 phút</w:t>
             </w:r>
           </w:p>
         </w:tc>
@@ -827,7 +808,7 @@
                 <w:sz w:val="24"/>
                 <w:szCs w:val="24"/>
               </w:rPr>
-              <w:t xml:space="preserve">AI Agent trong chu trình thực hiện nhiệm vụ khoa học (minh họa 1, 2; mô hình 3D)</w:t>
+              <w:t xml:space="preserve">AI Agent trong chu trình thực hiện nhiệm vụ khoa học (tìm, lọc tài liệu; minh họa 1, 2; mô hình 3D)</w:t>
             </w:r>
           </w:p>
         </w:tc>
@@ -859,7 +840,7 @@
                 <w:sz w:val="24"/>
                 <w:szCs w:val="24"/>
               </w:rPr>
-              <w:t xml:space="preserve">13 – 19</w:t>
+              <w:t xml:space="preserve">12 – 19</w:t>
             </w:r>
           </w:p>
         </w:tc>
@@ -891,7 +872,7 @@
                 <w:sz w:val="24"/>
                 <w:szCs w:val="24"/>
               </w:rPr>
-              <w:t xml:space="preserve">30 phút</w:t>
+              <w:t xml:space="preserve">34 phút</w:t>
             </w:r>
           </w:p>
         </w:tc>
@@ -1476,7 +1457,7 @@
           <w:sz w:val="26"/>
           <w:szCs w:val="26"/>
         </w:rPr>
-        <w:t xml:space="preserve">1. Phần I – Tổng quan (18 phút, slide 1 – 4)</w:t>
+        <w:t xml:space="preserve">1. Phần I – Tổng quan (18 phút)</w:t>
       </w:r>
     </w:p>
     <w:p>
@@ -1501,24 +1482,7 @@
           <w:sz w:val="26"/>
           <w:szCs w:val="26"/>
         </w:rPr>
-        <w:t xml:space="preserve">giúp người nghe nắm được AI đang phát triển nhanh như thế nào và đã thay đổi cách nghiên cứu khoa học ra sao.</w:t>
-      </w:r>
-    </w:p>
-    <w:p>
-      <w:pPr>
-        <w:spacing w:after="60" w:before="60" w:line="300"/>
-        <w:ind w:firstLine="567"/>
-        <w:jc w:val="both"/>
-      </w:pPr>
-      <w:r>
-        <w:rPr>
-          <w:rFonts w:ascii="Times New Roman" w:cs="Times New Roman" w:eastAsia="Times New Roman" w:hAnsi="Times New Roman"/>
-          <w:b/>
-          <w:bCs/>
-          <w:sz w:val="26"/>
-          <w:szCs w:val="26"/>
-        </w:rPr>
-        <w:t xml:space="preserve">Nội dung chính:</w:t>
+        <w:t xml:space="preserve">nắm được tốc độ phát triển, năng lực, giới hạn của AI và xu thế thay đổi phương thức nghiên cứu.</w:t>
       </w:r>
     </w:p>
     <w:p>
@@ -1575,7 +1539,7 @@
           <w:sz w:val="26"/>
           <w:szCs w:val="26"/>
         </w:rPr>
-        <w:t xml:space="preserve">Sáu năng lực cốt lõi và các tính năng mới của AI Agent (làm việc tự chủ nhiều giờ, nghiên cứu chuyên sâu, sử dụng máy tính, kết nối chuẩn mở MCP); giới hạn: AI vẫn có thể sai, nhà khoa học phải kiểm tra.</w:t>
+        <w:t xml:space="preserve">Sáu năng lực cốt lõi và các tính năng mới của AI Agent; giới hạn: AI vẫn có thể sai, nhà khoa học phải kiểm tra.</w:t>
       </w:r>
     </w:p>
     <w:p>
@@ -1599,31 +1563,6 @@
     </w:p>
     <w:p>
       <w:pPr>
-        <w:spacing w:after="60" w:before="60" w:line="300"/>
-        <w:ind w:firstLine="567"/>
-        <w:jc w:val="both"/>
-      </w:pPr>
-      <w:r>
-        <w:rPr>
-          <w:rFonts w:ascii="Times New Roman" w:cs="Times New Roman" w:eastAsia="Times New Roman" w:hAnsi="Times New Roman"/>
-          <w:b/>
-          <w:bCs/>
-          <w:sz w:val="26"/>
-          <w:szCs w:val="26"/>
-        </w:rPr>
-        <w:t xml:space="preserve">Kết quả cần đạt: </w:t>
-      </w:r>
-      <w:r>
-        <w:rPr>
-          <w:rFonts w:ascii="Times New Roman" w:cs="Times New Roman" w:eastAsia="Times New Roman" w:hAnsi="Times New Roman"/>
-          <w:sz w:val="26"/>
-          <w:szCs w:val="26"/>
-        </w:rPr>
-        <w:t xml:space="preserve">người nghe phân biệt được AI trả lời câu hỏi với AI Agent thực hiện nhiệm vụ, và nhận thức được cả năng lực lẫn giới hạn của AI.</w:t>
-      </w:r>
-    </w:p>
-    <w:p>
-      <w:pPr>
         <w:keepNext/>
         <w:spacing w:after="60" w:before="120" w:line="300"/>
         <w:ind w:firstLine="567"/>
@@ -1639,7 +1578,7 @@
           <w:sz w:val="26"/>
           <w:szCs w:val="26"/>
         </w:rPr>
-        <w:t xml:space="preserve">2. Phần II – Lựa chọn và sử dụng công cụ AI phù hợp (32 phút, slide 5 – 12)</w:t>
+        <w:t xml:space="preserve">2. Phần II – Lựa chọn và sử dụng công cụ AI phù hợp (28 phút)</w:t>
       </w:r>
     </w:p>
     <w:p>
@@ -1664,24 +1603,7 @@
           <w:sz w:val="26"/>
           <w:szCs w:val="26"/>
         </w:rPr>
-        <w:t xml:space="preserve">giúp người nghe chọn đúng công cụ cho đúng việc và bắt đầu sử dụng được Claude trên máy tính Windows.</w:t>
-      </w:r>
-    </w:p>
-    <w:p>
-      <w:pPr>
-        <w:spacing w:after="60" w:before="60" w:line="300"/>
-        <w:ind w:firstLine="567"/>
-        <w:jc w:val="both"/>
-      </w:pPr>
-      <w:r>
-        <w:rPr>
-          <w:rFonts w:ascii="Times New Roman" w:cs="Times New Roman" w:eastAsia="Times New Roman" w:hAnsi="Times New Roman"/>
-          <w:b/>
-          <w:bCs/>
-          <w:sz w:val="26"/>
-          <w:szCs w:val="26"/>
-        </w:rPr>
-        <w:t xml:space="preserve">Nội dung chính:</w:t>
+        <w:t xml:space="preserve">chọn đúng công cụ cho đúng việc và bắt đầu sử dụng được Claude trên máy tính Windows.</w:t>
       </w:r>
     </w:p>
     <w:p>
@@ -1700,7 +1622,7 @@
           <w:sz w:val="26"/>
           <w:szCs w:val="26"/>
         </w:rPr>
-        <w:t xml:space="preserve">Phân loại công việc nghiên cứu theo 5 bậc (hỏi – đáp; làm việc với một tài liệu; tổng hợp nhiều nguồn; xử lý nhiều tệp, dữ liệu; chuỗi nhiệm vụ tự động) và công cụ phù hợp với từng bậc.</w:t>
+        <w:t xml:space="preserve">Phân loại công việc nghiên cứu theo 5 bậc và công cụ phù hợp với từng bậc.</w:t>
       </w:r>
     </w:p>
     <w:p>
@@ -1738,7 +1660,7 @@
           <w:sz w:val="26"/>
           <w:szCs w:val="26"/>
         </w:rPr>
-        <w:t xml:space="preserve">Công cụ tìm và đọc tài liệu khoa học: ưu tiên kênh hợp pháp (Unpaywall, CORE, Google Scholar Labs, Semantic Scholar, Elicit, Consensus, SciSpace, Scopus AI, Web of Science); nguồn tiếng Việt – tiếng Nga (VJOL, CyberLeninka, eLIBRARY.ru); cảnh báo về Sci-Hub, Sci-Bot (vi phạm bản quyền, rủi ro an toàn thông tin).</w:t>
+        <w:t xml:space="preserve">Giới thiệu Claude trên Windows: các mô hình, năm tính năng dùng ngay (dự án, tạo tệp – chạy mã, nghiên cứu chuyên sâu, Cowork, tác vụ theo lịch); sáu bước bắt đầu sử dụng; minh họa tổng hợp dữ liệu từ 3 nguồn công bố.</w:t>
       </w:r>
     </w:p>
     <w:p>
@@ -1757,7 +1679,7 @@
           <w:sz w:val="26"/>
           <w:szCs w:val="26"/>
         </w:rPr>
-        <w:t xml:space="preserve">Giới thiệu Claude trên Windows (trình duyệt và ứng dụng): các mô hình, năm tính năng dùng ngay (dự án, tạo tệp – chạy mã, nghiên cứu chuyên sâu, Cowork, tác vụ theo lịch).</w:t>
+        <w:t xml:space="preserve">Phương pháp giao việc cho AI Agent theo 5 bước (nhiệm vụ – dữ liệu – đầu ra – dẫn nguồn, lưu mã – kiểm tra).</w:t>
       </w:r>
     </w:p>
     <w:p>
@@ -1776,7 +1698,52 @@
           <w:sz w:val="26"/>
           <w:szCs w:val="26"/>
         </w:rPr>
-        <w:t xml:space="preserve">Sáu bước bắt đầu sử dụng; minh họa tổng hợp dữ liệu ăn mòn từ 3 nguồn công bố thành bảng và báo cáo.</w:t>
+        <w:t xml:space="preserve">Tổ chức không gian làm việc theo từng nhiệm vụ; giới thiệu Skill, Subagent và hệ thống nhiều Agent.</w:t>
+      </w:r>
+    </w:p>
+    <w:p>
+      <w:pPr>
+        <w:keepNext/>
+        <w:spacing w:after="60" w:before="120" w:line="300"/>
+        <w:ind w:firstLine="567"/>
+        <w:jc w:val="both"/>
+      </w:pPr>
+      <w:r>
+        <w:rPr>
+          <w:rFonts w:ascii="Times New Roman" w:cs="Times New Roman" w:eastAsia="Times New Roman" w:hAnsi="Times New Roman"/>
+          <w:b/>
+          <w:bCs/>
+          <w:i/>
+          <w:iCs/>
+          <w:sz w:val="26"/>
+          <w:szCs w:val="26"/>
+        </w:rPr>
+        <w:t xml:space="preserve">3. Phần III – AI Agent trong chu trình thực hiện nhiệm vụ khoa học (34 phút)</w:t>
+      </w:r>
+    </w:p>
+    <w:p>
+      <w:pPr>
+        <w:spacing w:after="60" w:before="60" w:line="300"/>
+        <w:ind w:firstLine="567"/>
+        <w:jc w:val="both"/>
+      </w:pPr>
+      <w:r>
+        <w:rPr>
+          <w:rFonts w:ascii="Times New Roman" w:cs="Times New Roman" w:eastAsia="Times New Roman" w:hAnsi="Times New Roman"/>
+          <w:b/>
+          <w:bCs/>
+          <w:sz w:val="26"/>
+          <w:szCs w:val="26"/>
+        </w:rPr>
+        <w:t xml:space="preserve">Mục tiêu: </w:t>
+      </w:r>
+      <w:r>
+        <w:rPr>
+          <w:rFonts w:ascii="Times New Roman" w:cs="Times New Roman" w:eastAsia="Times New Roman" w:hAnsi="Times New Roman"/>
+          <w:sz w:val="26"/>
+          <w:szCs w:val="26"/>
+        </w:rPr>
+        <w:t xml:space="preserve">minh họa AI hỗ trợ từng công đoạn của một nhiệm vụ khoa học và công nghệ, trên ví dụ “Khả năng áp dụng mô hình ăn mòn khí quyển quốc tế cho khí hậu nhiệt đới Việt Nam” (387 số đo thực địa đã công bố).</w:t>
       </w:r>
     </w:p>
     <w:p>
@@ -1795,7 +1762,7 @@
           <w:sz w:val="26"/>
           <w:szCs w:val="26"/>
         </w:rPr>
-        <w:t xml:space="preserve">Phương pháp giao việc cho AI Agent theo 5 bước (nhiệm vụ – dữ liệu – đầu ra – dẫn nguồn, lưu mã – kiểm tra), ví dụ với 387 số đo thực địa.</w:t>
+        <w:t xml:space="preserve">Tìm và lọc tài liệu bước đầu (4 bước): (1) đặt câu hỏi nghiên cứu cho Sci-Bot – trợ lý AI trên kho Sci-Hub – để nhận câu trả lời tổng hợp kèm danh sách bài báo, DOI; bổ sung bài mới bằng Google Scholar Labs, Semantic Scholar; (2) lọc theo tiêu đề, tóm tắt với tiêu chí đưa vào – loại ra (Elicit, Consensus, Claude); (3) lấy toàn văn theo DOI qua Sci-Hub, Unpaywall, CORE; nguồn tiếng Việt – tiếng Nga qua VJOL, CyberLeninka, eLIBRARY.ru; (4) đưa bài đã chọn vào dự án Claude. Kiểm tra DOI của mọi trích dẫn.</w:t>
       </w:r>
     </w:p>
     <w:p>
@@ -1814,94 +1781,7 @@
           <w:sz w:val="26"/>
           <w:szCs w:val="26"/>
         </w:rPr>
-        <w:t xml:space="preserve">Tổ chức không gian làm việc theo từng nhiệm vụ; giới thiệu Skill, Subagent và hệ thống nhiều Agent.</w:t>
-      </w:r>
-    </w:p>
-    <w:p>
-      <w:pPr>
-        <w:spacing w:after="60" w:before="60" w:line="300"/>
-        <w:ind w:firstLine="567"/>
-        <w:jc w:val="both"/>
-      </w:pPr>
-      <w:r>
-        <w:rPr>
-          <w:rFonts w:ascii="Times New Roman" w:cs="Times New Roman" w:eastAsia="Times New Roman" w:hAnsi="Times New Roman"/>
-          <w:b/>
-          <w:bCs/>
-          <w:sz w:val="26"/>
-          <w:szCs w:val="26"/>
-        </w:rPr>
-        <w:t xml:space="preserve">Kết quả cần đạt: </w:t>
-      </w:r>
-      <w:r>
-        <w:rPr>
-          <w:rFonts w:ascii="Times New Roman" w:cs="Times New Roman" w:eastAsia="Times New Roman" w:hAnsi="Times New Roman"/>
-          <w:sz w:val="26"/>
-          <w:szCs w:val="26"/>
-        </w:rPr>
-        <w:t xml:space="preserve">người nghe tự tạo được tài khoản, dự án và viết được một yêu cầu đủ 5 bước cho công việc của mình.</w:t>
-      </w:r>
-    </w:p>
-    <w:p>
-      <w:pPr>
-        <w:keepNext/>
-        <w:spacing w:after="60" w:before="120" w:line="300"/>
-        <w:ind w:firstLine="567"/>
-        <w:jc w:val="both"/>
-      </w:pPr>
-      <w:r>
-        <w:rPr>
-          <w:rFonts w:ascii="Times New Roman" w:cs="Times New Roman" w:eastAsia="Times New Roman" w:hAnsi="Times New Roman"/>
-          <w:b/>
-          <w:bCs/>
-          <w:i/>
-          <w:iCs/>
-          <w:sz w:val="26"/>
-          <w:szCs w:val="26"/>
-        </w:rPr>
-        <w:t xml:space="preserve">3. Phần III – AI Agent trong chu trình thực hiện nhiệm vụ khoa học (30 phút, slide 13 – 19)</w:t>
-      </w:r>
-    </w:p>
-    <w:p>
-      <w:pPr>
-        <w:spacing w:after="60" w:before="60" w:line="300"/>
-        <w:ind w:firstLine="567"/>
-        <w:jc w:val="both"/>
-      </w:pPr>
-      <w:r>
-        <w:rPr>
-          <w:rFonts w:ascii="Times New Roman" w:cs="Times New Roman" w:eastAsia="Times New Roman" w:hAnsi="Times New Roman"/>
-          <w:b/>
-          <w:bCs/>
-          <w:sz w:val="26"/>
-          <w:szCs w:val="26"/>
-        </w:rPr>
-        <w:t xml:space="preserve">Mục tiêu: </w:t>
-      </w:r>
-      <w:r>
-        <w:rPr>
-          <w:rFonts w:ascii="Times New Roman" w:cs="Times New Roman" w:eastAsia="Times New Roman" w:hAnsi="Times New Roman"/>
-          <w:sz w:val="26"/>
-          <w:szCs w:val="26"/>
-        </w:rPr>
-        <w:t xml:space="preserve">minh họa AI Agent hỗ trợ từng công đoạn của một nhiệm vụ khoa học và công nghệ, trên một dự án nghiên cứu thật.</w:t>
-      </w:r>
-    </w:p>
-    <w:p>
-      <w:pPr>
-        <w:spacing w:after="60" w:before="60" w:line="300"/>
-        <w:ind w:firstLine="567"/>
-        <w:jc w:val="both"/>
-      </w:pPr>
-      <w:r>
-        <w:rPr>
-          <w:rFonts w:ascii="Times New Roman" w:cs="Times New Roman" w:eastAsia="Times New Roman" w:hAnsi="Times New Roman"/>
-          <w:b/>
-          <w:bCs/>
-          <w:sz w:val="26"/>
-          <w:szCs w:val="26"/>
-        </w:rPr>
-        <w:t xml:space="preserve">Nội dung chính:</w:t>
+        <w:t xml:space="preserve">Tổng quan tài liệu: lập ma trận bằng chứng, xác định 3 khoảng trống nghiên cứu.</w:t>
       </w:r>
     </w:p>
     <w:p>
@@ -1920,7 +1800,7 @@
           <w:sz w:val="26"/>
           <w:szCs w:val="26"/>
         </w:rPr>
-        <w:t xml:space="preserve">Ví dụ xuyên suốt: “Khả năng áp dụng mô hình ăn mòn khí quyển quốc tế cho khí hậu nhiệt đới Việt Nam”, dùng 387 số đo thực địa đã công bố (quốc tế, Việt Nam, Nga).</w:t>
+        <w:t xml:space="preserve">Minh họa 1: xây dựng phiếu đề xuất, thuyết minh theo biểu mẫu của Trung tâm; lập tiến độ, dự toán theo Thông tư 03/2023/TT-BTC và quy định của Bộ Quốc phòng.</w:t>
       </w:r>
     </w:p>
     <w:p>
@@ -1939,7 +1819,7 @@
           <w:sz w:val="26"/>
           <w:szCs w:val="26"/>
         </w:rPr>
-        <w:t xml:space="preserve">Tổng quan tài liệu: lập ma trận bằng chứng, xác định 3 khoảng trống nghiên cứu.</w:t>
+        <w:t xml:space="preserve">Minh họa 2: AI viết và chạy mã Python xử lý dữ liệu – phát hiện lỗi đơn vị trong dữ liệu công bố; mô hình quốc tế dự đoán thấp hơn thực đo ở Việt Nam khoảng 31%; sau hiệu chỉnh theo vùng, xếp đúng cấp ăn mòn 9/12 trạm (trước là 2/12).</w:t>
       </w:r>
     </w:p>
     <w:p>
@@ -1958,7 +1838,7 @@
           <w:sz w:val="26"/>
           <w:szCs w:val="26"/>
         </w:rPr>
-        <w:t xml:space="preserve">Minh họa 1: xây dựng phiếu đề xuất, thuyết minh theo biểu mẫu của Trung tâm; lập tiến độ, dự toán theo Thông tư 03/2023/TT-BTC và quy định của Bộ Quốc phòng; AI không tự đặt số liệu tài chính.</w:t>
+        <w:t xml:space="preserve">Mô hình 3D mô phỏng quá trình ăn mòn thép tại Nha Trang trong 30 năm và so sánh thép – kẽm – đồng – nhôm.</w:t>
       </w:r>
     </w:p>
     <w:p>
@@ -1977,7 +1857,52 @@
           <w:sz w:val="26"/>
           <w:szCs w:val="26"/>
         </w:rPr>
-        <w:t xml:space="preserve">Minh họa 2: AI viết và chạy mã Python xử lý dữ liệu – phát hiện lỗi đơn vị trong dữ liệu công bố; mô hình quốc tế dự đoán thấp hơn thực đo ở Việt Nam khoảng 31%; sau hiệu chỉnh theo vùng, xếp đúng cấp ăn mòn 9/12 trạm (trước là 2/12).</w:t>
+        <w:t xml:space="preserve">Công bố kết quả theo nhiều định dạng: tạp chí Scopus/Web of Science, danh mục ВАК (Nga), tạp chí trong nước, báo cáo của Trung tâm; nhà khoa học xác nhận ở mỗi bước.</w:t>
+      </w:r>
+    </w:p>
+    <w:p>
+      <w:pPr>
+        <w:keepNext/>
+        <w:spacing w:after="60" w:before="120" w:line="300"/>
+        <w:ind w:firstLine="567"/>
+        <w:jc w:val="both"/>
+      </w:pPr>
+      <w:r>
+        <w:rPr>
+          <w:rFonts w:ascii="Times New Roman" w:cs="Times New Roman" w:eastAsia="Times New Roman" w:hAnsi="Times New Roman"/>
+          <w:b/>
+          <w:bCs/>
+          <w:i/>
+          <w:iCs/>
+          <w:sz w:val="26"/>
+          <w:szCs w:val="26"/>
+        </w:rPr>
+        <w:t xml:space="preserve">4. Phần IV – Đề tài mật: ứng dụng AI khi dữ liệu không được đưa lên Internet (15 phút)</w:t>
+      </w:r>
+    </w:p>
+    <w:p>
+      <w:pPr>
+        <w:spacing w:after="60" w:before="60" w:line="300"/>
+        <w:ind w:firstLine="567"/>
+        <w:jc w:val="both"/>
+      </w:pPr>
+      <w:r>
+        <w:rPr>
+          <w:rFonts w:ascii="Times New Roman" w:cs="Times New Roman" w:eastAsia="Times New Roman" w:hAnsi="Times New Roman"/>
+          <w:b/>
+          <w:bCs/>
+          <w:sz w:val="26"/>
+          <w:szCs w:val="26"/>
+        </w:rPr>
+        <w:t xml:space="preserve">Mục tiêu: </w:t>
+      </w:r>
+      <w:r>
+        <w:rPr>
+          <w:rFonts w:ascii="Times New Roman" w:cs="Times New Roman" w:eastAsia="Times New Roman" w:hAnsi="Times New Roman"/>
+          <w:sz w:val="26"/>
+          <w:szCs w:val="26"/>
+        </w:rPr>
+        <w:t xml:space="preserve">khai thác AI cho nhiệm vụ có nội dung bí mật nhà nước, bí mật quân sự mà vẫn tuân thủ pháp luật về bảo vệ bí mật nhà nước.</w:t>
       </w:r>
     </w:p>
     <w:p>
@@ -1996,7 +1921,7 @@
           <w:sz w:val="26"/>
           <w:szCs w:val="26"/>
         </w:rPr>
-        <w:t xml:space="preserve">Mô hình 3D mô phỏng quá trình ăn mòn thép tại Nha Trang trong 30 năm và so sánh thép – kẽm – đồng – nhôm; phân biệt rõ phần định lượng (số đo, tiêu chuẩn ISO) và phần minh họa.</w:t>
+        <w:t xml:space="preserve">Ranh giới pháp lý: Luật Bảo vệ bí mật nhà nước số 117/2025/QH15 (hiệu lực từ 01/3/2026) nghiêm cấm soạn thảo, lưu giữ tài liệu có nội dung bí mật nhà nước trên thiết bị đang kết nối Internet, mạng máy tính, mạng viễn thông (trừ mạng LAN độc lập theo quy định) và nghiêm cấm sử dụng hệ thống trí tuệ nhân tạo, công nghệ mới để xâm phạm bí mật nhà nước; phân định thông tin được và không được đưa cho AI trực tuyến.</w:t>
       </w:r>
     </w:p>
     <w:p>
@@ -2015,7 +1940,7 @@
           <w:sz w:val="26"/>
           <w:szCs w:val="26"/>
         </w:rPr>
-        <w:t xml:space="preserve">Công bố kết quả theo nhiều định dạng: tạp chí Scopus/Web of Science, danh mục ВАК (Nga), tạp chí trong nước, báo cáo của Trung tâm.</w:t>
+        <w:t xml:space="preserve">Mô hình ba vùng, quy trình 6 bước: máy có Internet (AI viết công cụ, chạy thử với dữ liệu giả, quét mã, đóng gói kèm mã băm) → chuyển giao bằng thiết bị lưu trữ được cấp phép, đối chiếu mã băm → máy không kết nối Internet hoặc mạng LAN độc lập (chạy với dữ liệu thật, kết quả lưu tại chỗ); luồng một chiều, mỗi bước có điểm kiểm soát và người chịu trách nhiệm.</w:t>
       </w:r>
     </w:p>
     <w:p>
@@ -2034,94 +1959,7 @@
           <w:sz w:val="26"/>
           <w:szCs w:val="26"/>
         </w:rPr>
-        <w:t xml:space="preserve">Tổng kết chu trình: nhà khoa học xác nhận ở mỗi bước.</w:t>
-      </w:r>
-    </w:p>
-    <w:p>
-      <w:pPr>
-        <w:spacing w:after="60" w:before="60" w:line="300"/>
-        <w:ind w:firstLine="567"/>
-        <w:jc w:val="both"/>
-      </w:pPr>
-      <w:r>
-        <w:rPr>
-          <w:rFonts w:ascii="Times New Roman" w:cs="Times New Roman" w:eastAsia="Times New Roman" w:hAnsi="Times New Roman"/>
-          <w:b/>
-          <w:bCs/>
-          <w:sz w:val="26"/>
-          <w:szCs w:val="26"/>
-        </w:rPr>
-        <w:t xml:space="preserve">Kết quả cần đạt: </w:t>
-      </w:r>
-      <w:r>
-        <w:rPr>
-          <w:rFonts w:ascii="Times New Roman" w:cs="Times New Roman" w:eastAsia="Times New Roman" w:hAnsi="Times New Roman"/>
-          <w:sz w:val="26"/>
-          <w:szCs w:val="26"/>
-        </w:rPr>
-        <w:t xml:space="preserve">người nghe thấy được AI hỗ trợ cụ thể ở công đoạn nào, kết quả ra sao, và trách nhiệm kiểm tra của nhà khoa học ở từng công đoạn.</w:t>
-      </w:r>
-    </w:p>
-    <w:p>
-      <w:pPr>
-        <w:keepNext/>
-        <w:spacing w:after="60" w:before="120" w:line="300"/>
-        <w:ind w:firstLine="567"/>
-        <w:jc w:val="both"/>
-      </w:pPr>
-      <w:r>
-        <w:rPr>
-          <w:rFonts w:ascii="Times New Roman" w:cs="Times New Roman" w:eastAsia="Times New Roman" w:hAnsi="Times New Roman"/>
-          <w:b/>
-          <w:bCs/>
-          <w:i/>
-          <w:iCs/>
-          <w:sz w:val="26"/>
-          <w:szCs w:val="26"/>
-        </w:rPr>
-        <w:t xml:space="preserve">4. Phần IV – Đề tài mật: ứng dụng AI khi dữ liệu không được đưa lên Internet (15 phút, slide 20 – 23)</w:t>
-      </w:r>
-    </w:p>
-    <w:p>
-      <w:pPr>
-        <w:spacing w:after="60" w:before="60" w:line="300"/>
-        <w:ind w:firstLine="567"/>
-        <w:jc w:val="both"/>
-      </w:pPr>
-      <w:r>
-        <w:rPr>
-          <w:rFonts w:ascii="Times New Roman" w:cs="Times New Roman" w:eastAsia="Times New Roman" w:hAnsi="Times New Roman"/>
-          <w:b/>
-          <w:bCs/>
-          <w:sz w:val="26"/>
-          <w:szCs w:val="26"/>
-        </w:rPr>
-        <w:t xml:space="preserve">Mục tiêu: </w:t>
-      </w:r>
-      <w:r>
-        <w:rPr>
-          <w:rFonts w:ascii="Times New Roman" w:cs="Times New Roman" w:eastAsia="Times New Roman" w:hAnsi="Times New Roman"/>
-          <w:sz w:val="26"/>
-          <w:szCs w:val="26"/>
-        </w:rPr>
-        <w:t xml:space="preserve">định hướng cách khai thác AI cho nhiệm vụ có nội dung bí mật nhà nước, bí mật quân sự mà vẫn tuân thủ pháp luật về bảo vệ bí mật nhà nước.</w:t>
-      </w:r>
-    </w:p>
-    <w:p>
-      <w:pPr>
-        <w:spacing w:after="60" w:before="60" w:line="300"/>
-        <w:ind w:firstLine="567"/>
-        <w:jc w:val="both"/>
-      </w:pPr>
-      <w:r>
-        <w:rPr>
-          <w:rFonts w:ascii="Times New Roman" w:cs="Times New Roman" w:eastAsia="Times New Roman" w:hAnsi="Times New Roman"/>
-          <w:b/>
-          <w:bCs/>
-          <w:sz w:val="26"/>
-          <w:szCs w:val="26"/>
-        </w:rPr>
-        <w:t xml:space="preserve">Nội dung chính:</w:t>
+        <w:t xml:space="preserve">Minh họa 3 (dữ liệu giả lập): công cụ ước lượng lộ trình thiết bị bay không người lái theo địa hình và khí hậu nhiệt đới.</w:t>
       </w:r>
     </w:p>
     <w:p>
@@ -2140,7 +1978,52 @@
           <w:sz w:val="26"/>
           <w:szCs w:val="26"/>
         </w:rPr>
-        <w:t xml:space="preserve">Ranh giới pháp lý (slide 20): Luật Bảo vệ bí mật nhà nước số 117/2025/QH15 (hiệu lực từ 01/3/2026) nghiêm cấm soạn thảo, lưu giữ tài liệu có nội dung bí mật nhà nước trên thiết bị đang kết nối Internet, mạng máy tính, mạng viễn thông (trừ mạng LAN độc lập theo quy định) và nghiêm cấm sử dụng hệ thống trí tuệ nhân tạo, công nghệ mới để xâm phạm bí mật nhà nước; phân định rõ thông tin được và không được đưa cho AI trực tuyến; cảnh báo nguy cơ suy luận ra thông tin mật từ việc ghép nhiều thông tin.</w:t>
+        <w:t xml:space="preserve">Sai lầm thường gặp: chụp màn hình, dán trích đoạn tài liệu mật; dùng Cowork, tiện ích AI trên trình duyệt hoặc đồng bộ đám mây trên máy có tài liệu mật; mang nhật ký lỗi từ máy mật ra ngoài; dùng tài khoản cá nhân.</w:t>
+      </w:r>
+    </w:p>
+    <w:p>
+      <w:pPr>
+        <w:keepNext/>
+        <w:spacing w:after="60" w:before="120" w:line="300"/>
+        <w:ind w:firstLine="567"/>
+        <w:jc w:val="both"/>
+      </w:pPr>
+      <w:r>
+        <w:rPr>
+          <w:rFonts w:ascii="Times New Roman" w:cs="Times New Roman" w:eastAsia="Times New Roman" w:hAnsi="Times New Roman"/>
+          <w:b/>
+          <w:bCs/>
+          <w:i/>
+          <w:iCs/>
+          <w:sz w:val="26"/>
+          <w:szCs w:val="26"/>
+        </w:rPr>
+        <w:t xml:space="preserve">5. Phần V – Skill, khoa học mở và tự động hóa (13 phút)</w:t>
+      </w:r>
+    </w:p>
+    <w:p>
+      <w:pPr>
+        <w:spacing w:after="60" w:before="60" w:line="300"/>
+        <w:ind w:firstLine="567"/>
+        <w:jc w:val="both"/>
+      </w:pPr>
+      <w:r>
+        <w:rPr>
+          <w:rFonts w:ascii="Times New Roman" w:cs="Times New Roman" w:eastAsia="Times New Roman" w:hAnsi="Times New Roman"/>
+          <w:b/>
+          <w:bCs/>
+          <w:sz w:val="26"/>
+          <w:szCs w:val="26"/>
+        </w:rPr>
+        <w:t xml:space="preserve">Mục tiêu: </w:t>
+      </w:r>
+      <w:r>
+        <w:rPr>
+          <w:rFonts w:ascii="Times New Roman" w:cs="Times New Roman" w:eastAsia="Times New Roman" w:hAnsi="Times New Roman"/>
+          <w:sz w:val="26"/>
+          <w:szCs w:val="26"/>
+        </w:rPr>
+        <w:t xml:space="preserve">định hướng chuẩn hóa và tự động hóa dần các quy trình nghiên cứu tại Trung tâm.</w:t>
       </w:r>
     </w:p>
     <w:p>
@@ -2159,7 +2042,7 @@
           <w:sz w:val="26"/>
           <w:szCs w:val="26"/>
         </w:rPr>
-        <w:t xml:space="preserve">Mô hình ba vùng và quy trình 6 bước (slide 21): vùng A – máy có Internet (AI viết công cụ, chạy thử với dữ liệu giả, quét mã, đóng gói kèm mã băm); vùng B – chuyển giao bằng thiết bị lưu trữ được cấp phép, quét mã độc, đối chiếu mã băm, ghi sổ; vùng C – máy không kết nối Internet hoặc mạng LAN độc lập (chạy với dữ liệu thật, kết quả lưu tại chỗ). Luồng một chiều, mỗi bước có điểm kiểm soát và người chịu trách nhiệm.</w:t>
+        <w:t xml:space="preserve">Skill và thư viện Skill khoa học mở; kết quả thí nghiệm khi không dùng và có dùng Skill.</w:t>
       </w:r>
     </w:p>
     <w:p>
@@ -2178,7 +2061,7 @@
           <w:sz w:val="26"/>
           <w:szCs w:val="26"/>
         </w:rPr>
-        <w:t xml:space="preserve">Minh họa 3 (slide 22, dữ liệu giả lập): công cụ ước lượng lộ trình thiết bị bay không người lái theo địa hình và khí hậu nhiệt đới; kết quả kiểm tra an toàn (quét mã chặn thư viện kết nối mạng, đối chiếu mã băm khớp); trọng tâm là quy trình, mô hình đã được đơn giản hóa.</w:t>
+        <w:t xml:space="preserve">Khoa học mở; ba mức tự động hóa (hỗ trợ từng bước – bán tự động – tự động toàn trình).</w:t>
       </w:r>
     </w:p>
     <w:p>
@@ -2197,32 +2080,7 @@
           <w:sz w:val="26"/>
           <w:szCs w:val="26"/>
         </w:rPr>
-        <w:t xml:space="preserve">Sai lầm thường gặp và phương án khác (slide 23): chụp màn hình, dán trích đoạn tài liệu mật; dùng Cowork, tiện ích AI trên trình duyệt, tính năng sử dụng máy tính hoặc đồng bộ đám mây trên máy có tài liệu mật; mang nhật ký lỗi từ máy mật ra ngoài; dùng tài khoản cá nhân. Phương án mô hình AI chạy cục bộ, mạng LAN độc lập – chỉ khi được cấp có thẩm quyền cho phép.</w:t>
-      </w:r>
-    </w:p>
-    <w:p>
-      <w:pPr>
-        <w:spacing w:after="60" w:before="60" w:line="300"/>
-        <w:ind w:firstLine="567"/>
-        <w:jc w:val="both"/>
-      </w:pPr>
-      <w:r>
-        <w:rPr>
-          <w:rFonts w:ascii="Times New Roman" w:cs="Times New Roman" w:eastAsia="Times New Roman" w:hAnsi="Times New Roman"/>
-          <w:b/>
-          <w:bCs/>
-          <w:sz w:val="26"/>
-          <w:szCs w:val="26"/>
-        </w:rPr>
-        <w:t xml:space="preserve">Kết quả cần đạt: </w:t>
-      </w:r>
-      <w:r>
-        <w:rPr>
-          <w:rFonts w:ascii="Times New Roman" w:cs="Times New Roman" w:eastAsia="Times New Roman" w:hAnsi="Times New Roman"/>
-          <w:sz w:val="26"/>
-          <w:szCs w:val="26"/>
-        </w:rPr>
-        <w:t xml:space="preserve">người nghe nắm vững quy định pháp luật, quy trình và các điểm kiểm soát; nhận biết được các sai lầm dễ làm lộ dữ liệu.</w:t>
+        <w:t xml:space="preserve">Bản đồ quy trình tự động dự kiến của Trung tâm và năm quyết định thuộc về nhà khoa học.</w:t>
       </w:r>
     </w:p>
     <w:p>
@@ -2242,7 +2100,7 @@
           <w:sz w:val="26"/>
           <w:szCs w:val="26"/>
         </w:rPr>
-        <w:t xml:space="preserve">5. Phần V – Skill, khoa học mở và tự động hóa (13 phút, slide 24 – 26)</w:t>
+        <w:t xml:space="preserve">6. Phần VI – Trao đổi, thảo luận (12 phút)</w:t>
       </w:r>
     </w:p>
     <w:p>
@@ -2267,12 +2125,13 @@
           <w:sz w:val="26"/>
           <w:szCs w:val="26"/>
         </w:rPr>
-        <w:t xml:space="preserve">giới thiệu hướng chuẩn hóa và tự động hóa dần các quy trình nghiên cứu tại Trung tâm.</w:t>
-      </w:r>
-    </w:p>
-    <w:p>
-      <w:pPr>
-        <w:spacing w:after="60" w:before="60" w:line="300"/>
+        <w:t xml:space="preserve">giải đáp thắc mắc, thu thập đề xuất các quy trình thí điểm tự động hóa.</w:t>
+      </w:r>
+    </w:p>
+    <w:p>
+      <w:pPr>
+        <w:keepNext/>
+        <w:spacing w:after="60" w:before="180" w:line="300"/>
         <w:ind w:firstLine="567"/>
         <w:jc w:val="both"/>
       </w:pPr>
@@ -2284,7 +2143,7 @@
           <w:sz w:val="26"/>
           <w:szCs w:val="26"/>
         </w:rPr>
-        <w:t xml:space="preserve">Nội dung chính:</w:t>
+        <w:t xml:space="preserve">IV. YÊU CẦU VỀ BẢO MẬT VÀ AN TOÀN THÔNG TIN</w:t>
       </w:r>
     </w:p>
     <w:p>
@@ -2303,7 +2162,7 @@
           <w:sz w:val="26"/>
           <w:szCs w:val="26"/>
         </w:rPr>
-        <w:t xml:space="preserve">Skill (quy trình mẫu đóng gói) và thư viện Skill khoa học mở; kết quả thí nghiệm trên cùng bộ dữ liệu khi không dùng và có dùng Skill.</w:t>
+        <w:t xml:space="preserve">Dữ liệu dùng trong bài trình bày và các phần minh họa chỉ gồm dữ liệu đã công bố và dữ liệu giả lập; không trình chiếu dữ liệu thật của nhiệm vụ có nội dung bí mật.</w:t>
       </w:r>
     </w:p>
     <w:p>
@@ -2322,7 +2181,7 @@
           <w:sz w:val="26"/>
           <w:szCs w:val="26"/>
         </w:rPr>
-        <w:t xml:space="preserve">Khoa học mở: dữ liệu công bố mở được tái sử dụng, phát hiện lỗi, tạo tri thức mới; ba mức tự động hóa (hỗ trợ từng bước – bán tự động – tự động toàn trình).</w:t>
+        <w:t xml:space="preserve">Tuyệt đối không đưa thông tin, tài liệu thuộc phạm vi bí mật nhà nước, bí mật quân sự lên dịch vụ AI trực tuyến; việc chuyển tệp sang máy tính không kết nối Internet thực hiện theo quy định của Bộ Quốc phòng và quy chế của Trung tâm.</w:t>
       </w:r>
     </w:p>
     <w:p>
@@ -2341,176 +2200,7 @@
           <w:sz w:val="26"/>
           <w:szCs w:val="26"/>
         </w:rPr>
-        <w:t xml:space="preserve">Bản đồ quy trình tự động dự kiến của Trung tâm (QT-00 đến QT-06) và năm quyết định thuộc về nhà khoa học.</w:t>
-      </w:r>
-    </w:p>
-    <w:p>
-      <w:pPr>
-        <w:spacing w:after="60" w:before="60" w:line="300"/>
-        <w:ind w:firstLine="567"/>
-        <w:jc w:val="both"/>
-      </w:pPr>
-      <w:r>
-        <w:rPr>
-          <w:rFonts w:ascii="Times New Roman" w:cs="Times New Roman" w:eastAsia="Times New Roman" w:hAnsi="Times New Roman"/>
-          <w:b/>
-          <w:bCs/>
-          <w:sz w:val="26"/>
-          <w:szCs w:val="26"/>
-        </w:rPr>
-        <w:t xml:space="preserve">Kết quả cần đạt: </w:t>
-      </w:r>
-      <w:r>
-        <w:rPr>
-          <w:rFonts w:ascii="Times New Roman" w:cs="Times New Roman" w:eastAsia="Times New Roman" w:hAnsi="Times New Roman"/>
-          <w:sz w:val="26"/>
-          <w:szCs w:val="26"/>
-        </w:rPr>
-        <w:t xml:space="preserve">các phòng xác định được quy trình có thể thí điểm tự động hóa.</w:t>
-      </w:r>
-    </w:p>
-    <w:p>
-      <w:pPr>
-        <w:keepNext/>
-        <w:spacing w:after="60" w:before="120" w:line="300"/>
-        <w:ind w:firstLine="567"/>
-        <w:jc w:val="both"/>
-      </w:pPr>
-      <w:r>
-        <w:rPr>
-          <w:rFonts w:ascii="Times New Roman" w:cs="Times New Roman" w:eastAsia="Times New Roman" w:hAnsi="Times New Roman"/>
-          <w:b/>
-          <w:bCs/>
-          <w:i/>
-          <w:iCs/>
-          <w:sz w:val="26"/>
-          <w:szCs w:val="26"/>
-        </w:rPr>
-        <w:t xml:space="preserve">6. Phần VI – Trao đổi, thảo luận (12 phút, slide 27)</w:t>
-      </w:r>
-    </w:p>
-    <w:p>
-      <w:pPr>
-        <w:spacing w:after="60" w:before="60" w:line="300"/>
-        <w:ind w:firstLine="567"/>
-        <w:jc w:val="both"/>
-      </w:pPr>
-      <w:r>
-        <w:rPr>
-          <w:rFonts w:ascii="Times New Roman" w:cs="Times New Roman" w:eastAsia="Times New Roman" w:hAnsi="Times New Roman"/>
-          <w:b/>
-          <w:bCs/>
-          <w:sz w:val="26"/>
-          <w:szCs w:val="26"/>
-        </w:rPr>
-        <w:t xml:space="preserve">Mục tiêu: </w:t>
-      </w:r>
-      <w:r>
-        <w:rPr>
-          <w:rFonts w:ascii="Times New Roman" w:cs="Times New Roman" w:eastAsia="Times New Roman" w:hAnsi="Times New Roman"/>
-          <w:sz w:val="26"/>
-          <w:szCs w:val="26"/>
-        </w:rPr>
-        <w:t xml:space="preserve">giải đáp thắc mắc và thu thập đề xuất.</w:t>
-      </w:r>
-    </w:p>
-    <w:p>
-      <w:pPr>
-        <w:spacing w:after="60" w:before="60" w:line="300"/>
-        <w:ind w:firstLine="567"/>
-        <w:jc w:val="both"/>
-      </w:pPr>
-      <w:r>
-        <w:rPr>
-          <w:rFonts w:ascii="Times New Roman" w:cs="Times New Roman" w:eastAsia="Times New Roman" w:hAnsi="Times New Roman"/>
-          <w:b/>
-          <w:bCs/>
-          <w:sz w:val="26"/>
-          <w:szCs w:val="26"/>
-        </w:rPr>
-        <w:t xml:space="preserve">Nội dung chính:</w:t>
-      </w:r>
-    </w:p>
-    <w:p>
-      <w:pPr>
-        <w:pStyle w:val="ListParagraph"/>
-        <w:numPr>
-          <w:ilvl w:val="0"/>
-          <w:numId w:val="2"/>
-        </w:numPr>
-        <w:spacing w:after="30" w:before="30" w:line="300"/>
-        <w:jc w:val="both"/>
-      </w:pPr>
-      <w:r>
-        <w:rPr>
-          <w:rFonts w:ascii="Times New Roman" w:cs="Times New Roman" w:eastAsia="Times New Roman" w:hAnsi="Times New Roman"/>
-          <w:sz w:val="26"/>
-          <w:szCs w:val="26"/>
-        </w:rPr>
-        <w:t xml:space="preserve">Kết quả phiếu khảo sát trước hội thảo.</w:t>
-      </w:r>
-    </w:p>
-    <w:p>
-      <w:pPr>
-        <w:pStyle w:val="ListParagraph"/>
-        <w:numPr>
-          <w:ilvl w:val="0"/>
-          <w:numId w:val="2"/>
-        </w:numPr>
-        <w:spacing w:after="30" w:before="30" w:line="300"/>
-        <w:jc w:val="both"/>
-      </w:pPr>
-      <w:r>
-        <w:rPr>
-          <w:rFonts w:ascii="Times New Roman" w:cs="Times New Roman" w:eastAsia="Times New Roman" w:hAnsi="Times New Roman"/>
-          <w:sz w:val="26"/>
-          <w:szCs w:val="26"/>
-        </w:rPr>
-        <w:t xml:space="preserve">Các quy trình các phòng, ban muốn thí điểm tự động hóa; đầu mối liên hệ.</w:t>
-      </w:r>
-    </w:p>
-    <w:p>
-      <w:pPr>
-        <w:pStyle w:val="ListParagraph"/>
-        <w:numPr>
-          <w:ilvl w:val="0"/>
-          <w:numId w:val="2"/>
-        </w:numPr>
-        <w:spacing w:after="30" w:before="30" w:line="300"/>
-        <w:jc w:val="both"/>
-      </w:pPr>
-      <w:r>
-        <w:rPr>
-          <w:rFonts w:ascii="Times New Roman" w:cs="Times New Roman" w:eastAsia="Times New Roman" w:hAnsi="Times New Roman"/>
-          <w:sz w:val="26"/>
-          <w:szCs w:val="26"/>
-        </w:rPr>
-        <w:t xml:space="preserve">Câu hỏi thường gặp được chuẩn bị sẵn (phụ lục E của bài trình bày): quy định sử dụng dịch vụ AI, dữ liệu được phép đưa lên AI, chi phí, trách nhiệm đối với kết quả, yêu cầu về lập trình, công bố bài báo có sử dụng AI.</w:t>
-      </w:r>
-    </w:p>
-    <w:p>
-      <w:pPr>
-        <w:spacing w:after="60" w:before="60" w:line="300"/>
-        <w:ind w:firstLine="567"/>
-        <w:jc w:val="both"/>
-      </w:pPr>
-      <w:r>
-        <w:rPr>
-          <w:rFonts w:ascii="Times New Roman" w:cs="Times New Roman" w:eastAsia="Times New Roman" w:hAnsi="Times New Roman"/>
-          <w:b/>
-          <w:bCs/>
-          <w:sz w:val="26"/>
-          <w:szCs w:val="26"/>
-        </w:rPr>
-        <w:t xml:space="preserve">Kết quả cần đạt: </w:t>
-      </w:r>
-      <w:r>
-        <w:rPr>
-          <w:rFonts w:ascii="Times New Roman" w:cs="Times New Roman" w:eastAsia="Times New Roman" w:hAnsi="Times New Roman"/>
-          <w:sz w:val="26"/>
-          <w:szCs w:val="26"/>
-        </w:rPr>
-        <w:t xml:space="preserve">có danh sách đề xuất thí điểm và các vấn đề cần hướng dẫn tiếp.</w:t>
+        <w:t xml:space="preserve">Truy cập Sci-Hub, Sci-Bot và các dịch vụ trực tuyến khác theo quy định truy cập Internet của đơn vị; chỉ dùng địa chỉ chính thức, không dùng trên máy tính có tài liệu mật.</w:t>
       </w:r>
     </w:p>
     <w:p>
@@ -2528,233 +2218,7 @@
           <w:sz w:val="26"/>
           <w:szCs w:val="26"/>
         </w:rPr>
-        <w:t xml:space="preserve">IV. HÌNH THỨC TRÌNH BÀY</w:t>
-      </w:r>
-    </w:p>
-    <w:p>
-      <w:pPr>
-        <w:pStyle w:val="ListParagraph"/>
-        <w:numPr>
-          <w:ilvl w:val="0"/>
-          <w:numId w:val="2"/>
-        </w:numPr>
-        <w:spacing w:after="30" w:before="30" w:line="300"/>
-        <w:jc w:val="both"/>
-      </w:pPr>
-      <w:r>
-        <w:rPr>
-          <w:rFonts w:ascii="Times New Roman" w:cs="Times New Roman" w:eastAsia="Times New Roman" w:hAnsi="Times New Roman"/>
-          <w:sz w:val="26"/>
-          <w:szCs w:val="26"/>
-        </w:rPr>
-        <w:t xml:space="preserve">Trình chiếu slide; mỗi slide một ý chính, tối đa một bảng hoặc một hình.</w:t>
-      </w:r>
-    </w:p>
-    <w:p>
-      <w:pPr>
-        <w:pStyle w:val="ListParagraph"/>
-        <w:numPr>
-          <w:ilvl w:val="0"/>
-          <w:numId w:val="2"/>
-        </w:numPr>
-        <w:spacing w:after="30" w:before="30" w:line="300"/>
-        <w:jc w:val="both"/>
-      </w:pPr>
-      <w:r>
-        <w:rPr>
-          <w:rFonts w:ascii="Times New Roman" w:cs="Times New Roman" w:eastAsia="Times New Roman" w:hAnsi="Times New Roman"/>
-          <w:sz w:val="26"/>
-          <w:szCs w:val="26"/>
-        </w:rPr>
-        <w:t xml:space="preserve">Các phần minh họa (tổng hợp dữ liệu nhiều nguồn; phiếu đề xuất, thuyết minh; tiến độ, kinh phí; xử lý dữ liệu; mô hình 3D; công cụ cho máy không kết nối Internet) được thực hiện trước hội thảo, ghi hình màn hình 1 – 2 phút mỗi phần; tại hội thảo trình chiếu video và ảnh kết quả, không phụ thuộc kết nối Internet.</w:t>
-      </w:r>
-    </w:p>
-    <w:p>
-      <w:pPr>
-        <w:pStyle w:val="ListParagraph"/>
-        <w:numPr>
-          <w:ilvl w:val="0"/>
-          <w:numId w:val="2"/>
-        </w:numPr>
-        <w:spacing w:after="30" w:before="30" w:line="300"/>
-        <w:jc w:val="both"/>
-      </w:pPr>
-      <w:r>
-        <w:rPr>
-          <w:rFonts w:ascii="Times New Roman" w:cs="Times New Roman" w:eastAsia="Times New Roman" w:hAnsi="Times New Roman"/>
-          <w:sz w:val="26"/>
-          <w:szCs w:val="26"/>
-        </w:rPr>
-        <w:t xml:space="preserve">Mô hình 3D tương tác được chạy trực tiếp từ tệp trên máy trình chiếu, không cần Internet.</w:t>
-      </w:r>
-    </w:p>
-    <w:p>
-      <w:pPr>
-        <w:pStyle w:val="ListParagraph"/>
-        <w:numPr>
-          <w:ilvl w:val="0"/>
-          <w:numId w:val="2"/>
-        </w:numPr>
-        <w:spacing w:after="30" w:before="30" w:line="300"/>
-        <w:jc w:val="both"/>
-      </w:pPr>
-      <w:r>
-        <w:rPr>
-          <w:rFonts w:ascii="Times New Roman" w:cs="Times New Roman" w:eastAsia="Times New Roman" w:hAnsi="Times New Roman"/>
-          <w:sz w:val="26"/>
-          <w:szCs w:val="26"/>
-        </w:rPr>
-        <w:t xml:space="preserve">Phát tài liệu phát tay (bảng chọn công cụ, mẫu giao việc 5 bước, 6 bước bắt đầu với Claude, danh mục công cụ tìm tài liệu, giải nghĩa thuật ngữ) và phiếu khảo sát trước – sau hội thảo.</w:t>
-      </w:r>
-    </w:p>
-    <w:p>
-      <w:pPr>
-        <w:keepNext/>
-        <w:spacing w:after="60" w:before="180" w:line="300"/>
-        <w:ind w:firstLine="567"/>
-        <w:jc w:val="both"/>
-      </w:pPr>
-      <w:r>
-        <w:rPr>
-          <w:rFonts w:ascii="Times New Roman" w:cs="Times New Roman" w:eastAsia="Times New Roman" w:hAnsi="Times New Roman"/>
-          <w:b/>
-          <w:bCs/>
-          <w:sz w:val="26"/>
-          <w:szCs w:val="26"/>
-        </w:rPr>
-        <w:t xml:space="preserve">V. YÊU CẦU VỀ BẢO MẬT, AN TOÀN THÔNG TIN VÀ BẢN QUYỀN</w:t>
-      </w:r>
-    </w:p>
-    <w:p>
-      <w:pPr>
-        <w:pStyle w:val="ListParagraph"/>
-        <w:numPr>
-          <w:ilvl w:val="0"/>
-          <w:numId w:val="2"/>
-        </w:numPr>
-        <w:spacing w:after="30" w:before="30" w:line="300"/>
-        <w:jc w:val="both"/>
-      </w:pPr>
-      <w:r>
-        <w:rPr>
-          <w:rFonts w:ascii="Times New Roman" w:cs="Times New Roman" w:eastAsia="Times New Roman" w:hAnsi="Times New Roman"/>
-          <w:sz w:val="26"/>
-          <w:szCs w:val="26"/>
-        </w:rPr>
-        <w:t xml:space="preserve">Dữ liệu dùng trong bài trình bày và các phần minh họa chỉ gồm dữ liệu đã công bố (bộ dữ liệu ăn mòn khí quyển C-OLR, giấy phép MIT) và dữ liệu giả lập.</w:t>
-      </w:r>
-    </w:p>
-    <w:p>
-      <w:pPr>
-        <w:pStyle w:val="ListParagraph"/>
-        <w:numPr>
-          <w:ilvl w:val="0"/>
-          <w:numId w:val="2"/>
-        </w:numPr>
-        <w:spacing w:after="30" w:before="30" w:line="300"/>
-        <w:jc w:val="both"/>
-      </w:pPr>
-      <w:r>
-        <w:rPr>
-          <w:rFonts w:ascii="Times New Roman" w:cs="Times New Roman" w:eastAsia="Times New Roman" w:hAnsi="Times New Roman"/>
-          <w:sz w:val="26"/>
-          <w:szCs w:val="26"/>
-        </w:rPr>
-        <w:t xml:space="preserve">Biểu mẫu đã điền nội dung nhiệm vụ thật chỉ xử lý bằng tài khoản dịch vụ AI dạng tổ chức (không dùng dữ liệu để huấn luyện mô hình) hoặc thay bằng nội dung giả định khi ghi hình; không lưu vào kho mã công khai.</w:t>
-      </w:r>
-    </w:p>
-    <w:p>
-      <w:pPr>
-        <w:pStyle w:val="ListParagraph"/>
-        <w:numPr>
-          <w:ilvl w:val="0"/>
-          <w:numId w:val="2"/>
-        </w:numPr>
-        <w:spacing w:after="30" w:before="30" w:line="300"/>
-        <w:jc w:val="both"/>
-      </w:pPr>
-      <w:r>
-        <w:rPr>
-          <w:rFonts w:ascii="Times New Roman" w:cs="Times New Roman" w:eastAsia="Times New Roman" w:hAnsi="Times New Roman"/>
-          <w:sz w:val="26"/>
-          <w:szCs w:val="26"/>
-        </w:rPr>
-        <w:t xml:space="preserve">Tuyệt đối không đưa thông tin, tài liệu thuộc phạm vi bí mật nhà nước, bí mật quân sự lên dịch vụ AI trực tuyến, theo Luật Bảo vệ bí mật nhà nước số 117/2025/QH15; việc chuyển tệp sang máy tính không kết nối Internet thực hiện theo quy định của Bộ Quốc phòng và quy chế của Trung tâm.</w:t>
-      </w:r>
-    </w:p>
-    <w:p>
-      <w:pPr>
-        <w:pStyle w:val="ListParagraph"/>
-        <w:numPr>
-          <w:ilvl w:val="0"/>
-          <w:numId w:val="2"/>
-        </w:numPr>
-        <w:spacing w:after="30" w:before="30" w:line="300"/>
-        <w:jc w:val="both"/>
-      </w:pPr>
-      <w:r>
-        <w:rPr>
-          <w:rFonts w:ascii="Times New Roman" w:cs="Times New Roman" w:eastAsia="Times New Roman" w:hAnsi="Times New Roman"/>
-          <w:sz w:val="26"/>
-          <w:szCs w:val="26"/>
-        </w:rPr>
-        <w:t xml:space="preserve">Không trình diễn, không chụp ảnh màn hình bất kỳ dữ liệu thật nào của nhiệm vụ có nội dung bí mật; minh họa 3 chỉ dùng dữ liệu giả lập.</w:t>
-      </w:r>
-    </w:p>
-    <w:p>
-      <w:pPr>
-        <w:pStyle w:val="ListParagraph"/>
-        <w:numPr>
-          <w:ilvl w:val="0"/>
-          <w:numId w:val="2"/>
-        </w:numPr>
-        <w:spacing w:after="30" w:before="30" w:line="300"/>
-        <w:jc w:val="both"/>
-      </w:pPr>
-      <w:r>
-        <w:rPr>
-          <w:rFonts w:ascii="Times New Roman" w:cs="Times New Roman" w:eastAsia="Times New Roman" w:hAnsi="Times New Roman"/>
-          <w:sz w:val="26"/>
-          <w:szCs w:val="26"/>
-        </w:rPr>
-        <w:t xml:space="preserve">Không khuyến nghị sử dụng Sci-Hub, Sci-Bot; nội dung này chỉ nêu để cảnh báo về bản quyền và an toàn thông tin.</w:t>
-      </w:r>
-    </w:p>
-    <w:p>
-      <w:pPr>
-        <w:pStyle w:val="ListParagraph"/>
-        <w:numPr>
-          <w:ilvl w:val="0"/>
-          <w:numId w:val="2"/>
-        </w:numPr>
-        <w:spacing w:after="30" w:before="30" w:line="300"/>
-        <w:jc w:val="both"/>
-      </w:pPr>
-      <w:r>
-        <w:rPr>
-          <w:rFonts w:ascii="Times New Roman" w:cs="Times New Roman" w:eastAsia="Times New Roman" w:hAnsi="Times New Roman"/>
-          <w:sz w:val="26"/>
-          <w:szCs w:val="26"/>
-        </w:rPr>
-        <w:t xml:space="preserve">Việc sử dụng dịch vụ AI nước ngoài tại đơn vị thực hiện theo quy định hiện hành; nội dung trả lời được thống nhất với cơ quan chức năng trước hội thảo.</w:t>
-      </w:r>
-    </w:p>
-    <w:p>
-      <w:pPr>
-        <w:keepNext/>
-        <w:spacing w:after="60" w:before="180" w:line="300"/>
-        <w:ind w:firstLine="567"/>
-        <w:jc w:val="both"/>
-      </w:pPr>
-      <w:r>
-        <w:rPr>
-          <w:rFonts w:ascii="Times New Roman" w:cs="Times New Roman" w:eastAsia="Times New Roman" w:hAnsi="Times New Roman"/>
-          <w:b/>
-          <w:bCs/>
-          <w:sz w:val="26"/>
-          <w:szCs w:val="26"/>
-        </w:rPr>
-        <w:t xml:space="preserve">VI. CÔNG TÁC CHUẨN BỊ</w:t>
+        <w:t xml:space="preserve">V. CÔNG TÁC CHUẨN BỊ</w:t>
       </w:r>
     </w:p>
     <w:tbl>
@@ -3022,7 +2486,7 @@
                 <w:sz w:val="24"/>
                 <w:szCs w:val="24"/>
               </w:rPr>
-              <w:t xml:space="preserve">Hoàn thiện bài trình bày, xác nhận các số liệu, nguồn còn mở</w:t>
+              <w:t xml:space="preserve">Hoàn thiện bài trình bày; thực hiện trước và ghi hình các phần minh họa</w:t>
             </w:r>
           </w:p>
         </w:tc>
@@ -3124,7 +2588,7 @@
                 <w:sz w:val="24"/>
                 <w:szCs w:val="24"/>
               </w:rPr>
-              <w:t xml:space="preserve">Bộ slide</w:t>
+              <w:t xml:space="preserve">Bộ slide, video, ảnh</w:t>
             </w:r>
           </w:p>
         </w:tc>
@@ -3195,7 +2659,7 @@
                 <w:sz w:val="24"/>
                 <w:szCs w:val="24"/>
               </w:rPr>
-              <w:t xml:space="preserve">Cung cấp biểu mẫu phiếu đề xuất, thuyết minh, tiến độ, dự toán, báo cáo tổng hợp, Mẫu 21, 22</w:t>
+              <w:t xml:space="preserve">Cung cấp biểu mẫu phiếu đề xuất, thuyết minh, tiến độ, dự toán, báo cáo tổng hợp</w:t>
             </w:r>
           </w:p>
         </w:tc>
@@ -3368,7 +2832,7 @@
                 <w:sz w:val="24"/>
                 <w:szCs w:val="24"/>
               </w:rPr>
-              <w:t xml:space="preserve">Xác nhận văn bản định mức kinh phí áp dụng</w:t>
+              <w:t xml:space="preserve">Thống nhất nội dung về quy định sử dụng dịch vụ AI, bảo mật</w:t>
             </w:r>
           </w:p>
         </w:tc>
@@ -3402,7 +2866,7 @@
                 <w:sz w:val="24"/>
                 <w:szCs w:val="24"/>
               </w:rPr>
-              <w:t xml:space="preserve">Phòng/ban tài chính</w:t>
+              <w:t xml:space="preserve">Bộ phận bảo mật, CNTT</w:t>
             </w:r>
           </w:p>
         </w:tc>
@@ -3470,7 +2934,7 @@
                 <w:sz w:val="24"/>
                 <w:szCs w:val="24"/>
               </w:rPr>
-              <w:t xml:space="preserve">Văn bản định mức</w:t>
+              <w:t xml:space="preserve">Nội dung trả lời</w:t>
             </w:r>
           </w:p>
         </w:tc>
@@ -3541,7 +3005,7 @@
                 <w:sz w:val="24"/>
                 <w:szCs w:val="24"/>
               </w:rPr>
-              <w:t xml:space="preserve">Thống nhất nội dung trả lời về quy định sử dụng dịch vụ AI, bảo mật</w:t>
+              <w:t xml:space="preserve">Kiểm tra máy chiếu, máy trình chiếu; in tài liệu phát tay</w:t>
             </w:r>
           </w:p>
         </w:tc>
@@ -3575,7 +3039,7 @@
                 <w:sz w:val="24"/>
                 <w:szCs w:val="24"/>
               </w:rPr>
-              <w:t xml:space="preserve">Bộ phận bảo mật, CNTT</w:t>
+              <w:t xml:space="preserve">Bộ phận CNTT, văn thư</w:t>
             </w:r>
           </w:p>
         </w:tc>
@@ -3609,7 +3073,7 @@
                 <w:sz w:val="24"/>
                 <w:szCs w:val="24"/>
               </w:rPr>
-              <w:t xml:space="preserve">Trước … ngày</w:t>
+              <w:t xml:space="preserve">Trước 1 ngày</w:t>
             </w:r>
           </w:p>
         </w:tc>
@@ -3643,7 +3107,7 @@
                 <w:sz w:val="24"/>
                 <w:szCs w:val="24"/>
               </w:rPr>
-              <w:t xml:space="preserve">Nội dung phụ lục E</w:t>
+              <w:t xml:space="preserve">Thiết bị, tài liệu</w:t>
             </w:r>
           </w:p>
         </w:tc>
@@ -3714,7 +3178,7 @@
                 <w:sz w:val="24"/>
                 <w:szCs w:val="24"/>
               </w:rPr>
-              <w:t xml:space="preserve">Thực hiện trước và ghi hình 6 phần minh họa; chụp ảnh kết quả</w:t>
+              <w:t xml:space="preserve">Tổng hợp đề xuất thí điểm sau hội thảo</w:t>
             </w:r>
           </w:p>
         </w:tc>
@@ -3748,7 +3212,7 @@
                 <w:sz w:val="24"/>
                 <w:szCs w:val="24"/>
               </w:rPr>
-              <w:t xml:space="preserve">Người trình bày</w:t>
+              <w:t xml:space="preserve">Người trình bày, phòng/ban quản lý khoa học</w:t>
             </w:r>
           </w:p>
         </w:tc>
@@ -3782,7 +3246,7 @@
                 <w:sz w:val="24"/>
                 <w:szCs w:val="24"/>
               </w:rPr>
-              <w:t xml:space="preserve">Trước … ngày</w:t>
+              <w:t xml:space="preserve">Sau … ngày</w:t>
             </w:r>
           </w:p>
         </w:tc>
@@ -3816,649 +3280,12 @@
                 <w:sz w:val="24"/>
                 <w:szCs w:val="24"/>
               </w:rPr>
-              <w:t xml:space="preserve">Video, ảnh</w:t>
-            </w:r>
-          </w:p>
-        </w:tc>
-      </w:tr>
-      <w:tr>
-        <w:trPr>
-          <w:tblHeader w:val="false"/>
-        </w:trPr>
-        <w:tc>
-          <w:tcPr>
-            <w:tcW w:type="dxa" w:w="520"/>
-            <w:tcBorders>
-              <w:top w:val="single" w:color="000000" w:sz="4"/>
-              <w:left w:val="single" w:color="000000" w:sz="4"/>
-              <w:bottom w:val="single" w:color="000000" w:sz="4"/>
-              <w:right w:val="single" w:color="000000" w:sz="4"/>
-            </w:tcBorders>
-            <w:tcMar>
-              <w:top w:type="dxa" w:w="40"/>
-              <w:left w:type="dxa" w:w="80"/>
-              <w:bottom w:type="dxa" w:w="40"/>
-              <w:right w:type="dxa" w:w="80"/>
-            </w:tcMar>
-            <w:vAlign w:val="center"/>
-          </w:tcPr>
-          <w:p>
-            <w:pPr>
-              <w:spacing w:after="0" w:before="0" w:line="264"/>
-              <w:jc w:val="center"/>
-            </w:pPr>
-            <w:r>
-              <w:rPr>
-                <w:rFonts w:ascii="Times New Roman" w:cs="Times New Roman" w:eastAsia="Times New Roman" w:hAnsi="Times New Roman"/>
-                <w:sz w:val="24"/>
-                <w:szCs w:val="24"/>
-              </w:rPr>
-              <w:t xml:space="preserve">6</w:t>
-            </w:r>
-          </w:p>
-        </w:tc>
-        <w:tc>
-          <w:tcPr>
-            <w:tcW w:type="dxa" w:w="4100"/>
-            <w:tcBorders>
-              <w:top w:val="single" w:color="000000" w:sz="4"/>
-              <w:left w:val="single" w:color="000000" w:sz="4"/>
-              <w:bottom w:val="single" w:color="000000" w:sz="4"/>
-              <w:right w:val="single" w:color="000000" w:sz="4"/>
-            </w:tcBorders>
-            <w:tcMar>
-              <w:top w:type="dxa" w:w="40"/>
-              <w:left w:type="dxa" w:w="80"/>
-              <w:bottom w:type="dxa" w:w="40"/>
-              <w:right w:type="dxa" w:w="80"/>
-            </w:tcMar>
-            <w:vAlign w:val="center"/>
-          </w:tcPr>
-          <w:p>
-            <w:pPr>
-              <w:spacing w:after="0" w:before="0" w:line="264"/>
-              <w:jc w:val="left"/>
-            </w:pPr>
-            <w:r>
-              <w:rPr>
-                <w:rFonts w:ascii="Times New Roman" w:cs="Times New Roman" w:eastAsia="Times New Roman" w:hAnsi="Times New Roman"/>
-                <w:b w:val="false"/>
-                <w:bCs w:val="false"/>
-                <w:sz w:val="24"/>
-                <w:szCs w:val="24"/>
-              </w:rPr>
-              <w:t xml:space="preserve">Kiểm tra máy chiếu, máy trình chiếu, phát video và mô hình 3D không cần Internet</w:t>
-            </w:r>
-          </w:p>
-        </w:tc>
-        <w:tc>
-          <w:tcPr>
-            <w:tcW w:type="dxa" w:w="1550"/>
-            <w:tcBorders>
-              <w:top w:val="single" w:color="000000" w:sz="4"/>
-              <w:left w:val="single" w:color="000000" w:sz="4"/>
-              <w:bottom w:val="single" w:color="000000" w:sz="4"/>
-              <w:right w:val="single" w:color="000000" w:sz="4"/>
-            </w:tcBorders>
-            <w:tcMar>
-              <w:top w:type="dxa" w:w="40"/>
-              <w:left w:type="dxa" w:w="80"/>
-              <w:bottom w:type="dxa" w:w="40"/>
-              <w:right w:type="dxa" w:w="80"/>
-            </w:tcMar>
-            <w:vAlign w:val="center"/>
-          </w:tcPr>
-          <w:p>
-            <w:pPr>
-              <w:spacing w:after="0" w:before="0" w:line="264"/>
-              <w:jc w:val="left"/>
-            </w:pPr>
-            <w:r>
-              <w:rPr>
-                <w:rFonts w:ascii="Times New Roman" w:cs="Times New Roman" w:eastAsia="Times New Roman" w:hAnsi="Times New Roman"/>
-                <w:b w:val="false"/>
-                <w:bCs w:val="false"/>
-                <w:sz w:val="24"/>
-                <w:szCs w:val="24"/>
-              </w:rPr>
-              <w:t xml:space="preserve">Bộ phận CNTT, hậu cần</w:t>
-            </w:r>
-          </w:p>
-        </w:tc>
-        <w:tc>
-          <w:tcPr>
-            <w:tcW w:type="dxa" w:w="1500"/>
-            <w:tcBorders>
-              <w:top w:val="single" w:color="000000" w:sz="4"/>
-              <w:left w:val="single" w:color="000000" w:sz="4"/>
-              <w:bottom w:val="single" w:color="000000" w:sz="4"/>
-              <w:right w:val="single" w:color="000000" w:sz="4"/>
-            </w:tcBorders>
-            <w:tcMar>
-              <w:top w:type="dxa" w:w="40"/>
-              <w:left w:type="dxa" w:w="80"/>
-              <w:bottom w:type="dxa" w:w="40"/>
-              <w:right w:type="dxa" w:w="80"/>
-            </w:tcMar>
-            <w:vAlign w:val="center"/>
-          </w:tcPr>
-          <w:p>
-            <w:pPr>
-              <w:spacing w:after="0" w:before="0" w:line="264"/>
-              <w:jc w:val="left"/>
-            </w:pPr>
-            <w:r>
-              <w:rPr>
-                <w:rFonts w:ascii="Times New Roman" w:cs="Times New Roman" w:eastAsia="Times New Roman" w:hAnsi="Times New Roman"/>
-                <w:b w:val="false"/>
-                <w:bCs w:val="false"/>
-                <w:sz w:val="24"/>
-                <w:szCs w:val="24"/>
-              </w:rPr>
-              <w:t xml:space="preserve">Trước 1 ngày</w:t>
-            </w:r>
-          </w:p>
-        </w:tc>
-        <w:tc>
-          <w:tcPr>
-            <w:tcW w:type="dxa" w:w="1401"/>
-            <w:tcBorders>
-              <w:top w:val="single" w:color="000000" w:sz="4"/>
-              <w:left w:val="single" w:color="000000" w:sz="4"/>
-              <w:bottom w:val="single" w:color="000000" w:sz="4"/>
-              <w:right w:val="single" w:color="000000" w:sz="4"/>
-            </w:tcBorders>
-            <w:tcMar>
-              <w:top w:type="dxa" w:w="40"/>
-              <w:left w:type="dxa" w:w="80"/>
-              <w:bottom w:type="dxa" w:w="40"/>
-              <w:right w:type="dxa" w:w="80"/>
-            </w:tcMar>
-            <w:vAlign w:val="center"/>
-          </w:tcPr>
-          <w:p>
-            <w:pPr>
-              <w:spacing w:after="0" w:before="0" w:line="264"/>
-              <w:jc w:val="left"/>
-            </w:pPr>
-            <w:r>
-              <w:rPr>
-                <w:rFonts w:ascii="Times New Roman" w:cs="Times New Roman" w:eastAsia="Times New Roman" w:hAnsi="Times New Roman"/>
-                <w:b w:val="false"/>
-                <w:bCs w:val="false"/>
-                <w:sz w:val="24"/>
-                <w:szCs w:val="24"/>
-              </w:rPr>
-              <w:t xml:space="preserve">Biên bản kiểm tra</w:t>
-            </w:r>
-          </w:p>
-        </w:tc>
-      </w:tr>
-      <w:tr>
-        <w:trPr>
-          <w:tblHeader w:val="false"/>
-        </w:trPr>
-        <w:tc>
-          <w:tcPr>
-            <w:tcW w:type="dxa" w:w="520"/>
-            <w:tcBorders>
-              <w:top w:val="single" w:color="000000" w:sz="4"/>
-              <w:left w:val="single" w:color="000000" w:sz="4"/>
-              <w:bottom w:val="single" w:color="000000" w:sz="4"/>
-              <w:right w:val="single" w:color="000000" w:sz="4"/>
-            </w:tcBorders>
-            <w:tcMar>
-              <w:top w:type="dxa" w:w="40"/>
-              <w:left w:type="dxa" w:w="80"/>
-              <w:bottom w:type="dxa" w:w="40"/>
-              <w:right w:type="dxa" w:w="80"/>
-            </w:tcMar>
-            <w:vAlign w:val="center"/>
-          </w:tcPr>
-          <w:p>
-            <w:pPr>
-              <w:spacing w:after="0" w:before="0" w:line="264"/>
-              <w:jc w:val="center"/>
-            </w:pPr>
-            <w:r>
-              <w:rPr>
-                <w:rFonts w:ascii="Times New Roman" w:cs="Times New Roman" w:eastAsia="Times New Roman" w:hAnsi="Times New Roman"/>
-                <w:sz w:val="24"/>
-                <w:szCs w:val="24"/>
-              </w:rPr>
-              <w:t xml:space="preserve">7</w:t>
-            </w:r>
-          </w:p>
-        </w:tc>
-        <w:tc>
-          <w:tcPr>
-            <w:tcW w:type="dxa" w:w="4100"/>
-            <w:tcBorders>
-              <w:top w:val="single" w:color="000000" w:sz="4"/>
-              <w:left w:val="single" w:color="000000" w:sz="4"/>
-              <w:bottom w:val="single" w:color="000000" w:sz="4"/>
-              <w:right w:val="single" w:color="000000" w:sz="4"/>
-            </w:tcBorders>
-            <w:tcMar>
-              <w:top w:type="dxa" w:w="40"/>
-              <w:left w:type="dxa" w:w="80"/>
-              <w:bottom w:type="dxa" w:w="40"/>
-              <w:right w:type="dxa" w:w="80"/>
-            </w:tcMar>
-            <w:vAlign w:val="center"/>
-          </w:tcPr>
-          <w:p>
-            <w:pPr>
-              <w:spacing w:after="0" w:before="0" w:line="264"/>
-              <w:jc w:val="left"/>
-            </w:pPr>
-            <w:r>
-              <w:rPr>
-                <w:rFonts w:ascii="Times New Roman" w:cs="Times New Roman" w:eastAsia="Times New Roman" w:hAnsi="Times New Roman"/>
-                <w:b w:val="false"/>
-                <w:bCs w:val="false"/>
-                <w:sz w:val="24"/>
-                <w:szCs w:val="24"/>
-              </w:rPr>
-              <w:t xml:space="preserve">In tài liệu phát tay, phiếu khảo sát</w:t>
-            </w:r>
-          </w:p>
-        </w:tc>
-        <w:tc>
-          <w:tcPr>
-            <w:tcW w:type="dxa" w:w="1550"/>
-            <w:tcBorders>
-              <w:top w:val="single" w:color="000000" w:sz="4"/>
-              <w:left w:val="single" w:color="000000" w:sz="4"/>
-              <w:bottom w:val="single" w:color="000000" w:sz="4"/>
-              <w:right w:val="single" w:color="000000" w:sz="4"/>
-            </w:tcBorders>
-            <w:tcMar>
-              <w:top w:type="dxa" w:w="40"/>
-              <w:left w:type="dxa" w:w="80"/>
-              <w:bottom w:type="dxa" w:w="40"/>
-              <w:right w:type="dxa" w:w="80"/>
-            </w:tcMar>
-            <w:vAlign w:val="center"/>
-          </w:tcPr>
-          <w:p>
-            <w:pPr>
-              <w:spacing w:after="0" w:before="0" w:line="264"/>
-              <w:jc w:val="left"/>
-            </w:pPr>
-            <w:r>
-              <w:rPr>
-                <w:rFonts w:ascii="Times New Roman" w:cs="Times New Roman" w:eastAsia="Times New Roman" w:hAnsi="Times New Roman"/>
-                <w:b w:val="false"/>
-                <w:bCs w:val="false"/>
-                <w:sz w:val="24"/>
-                <w:szCs w:val="24"/>
-              </w:rPr>
-              <w:t xml:space="preserve">Bộ phận văn thư</w:t>
-            </w:r>
-          </w:p>
-        </w:tc>
-        <w:tc>
-          <w:tcPr>
-            <w:tcW w:type="dxa" w:w="1500"/>
-            <w:tcBorders>
-              <w:top w:val="single" w:color="000000" w:sz="4"/>
-              <w:left w:val="single" w:color="000000" w:sz="4"/>
-              <w:bottom w:val="single" w:color="000000" w:sz="4"/>
-              <w:right w:val="single" w:color="000000" w:sz="4"/>
-            </w:tcBorders>
-            <w:tcMar>
-              <w:top w:type="dxa" w:w="40"/>
-              <w:left w:type="dxa" w:w="80"/>
-              <w:bottom w:type="dxa" w:w="40"/>
-              <w:right w:type="dxa" w:w="80"/>
-            </w:tcMar>
-            <w:vAlign w:val="center"/>
-          </w:tcPr>
-          <w:p>
-            <w:pPr>
-              <w:spacing w:after="0" w:before="0" w:line="264"/>
-              <w:jc w:val="left"/>
-            </w:pPr>
-            <w:r>
-              <w:rPr>
-                <w:rFonts w:ascii="Times New Roman" w:cs="Times New Roman" w:eastAsia="Times New Roman" w:hAnsi="Times New Roman"/>
-                <w:b w:val="false"/>
-                <w:bCs w:val="false"/>
-                <w:sz w:val="24"/>
-                <w:szCs w:val="24"/>
-              </w:rPr>
-              <w:t xml:space="preserve">Trước 2 ngày</w:t>
-            </w:r>
-          </w:p>
-        </w:tc>
-        <w:tc>
-          <w:tcPr>
-            <w:tcW w:type="dxa" w:w="1401"/>
-            <w:tcBorders>
-              <w:top w:val="single" w:color="000000" w:sz="4"/>
-              <w:left w:val="single" w:color="000000" w:sz="4"/>
-              <w:bottom w:val="single" w:color="000000" w:sz="4"/>
-              <w:right w:val="single" w:color="000000" w:sz="4"/>
-            </w:tcBorders>
-            <w:tcMar>
-              <w:top w:type="dxa" w:w="40"/>
-              <w:left w:type="dxa" w:w="80"/>
-              <w:bottom w:type="dxa" w:w="40"/>
-              <w:right w:type="dxa" w:w="80"/>
-            </w:tcMar>
-            <w:vAlign w:val="center"/>
-          </w:tcPr>
-          <w:p>
-            <w:pPr>
-              <w:spacing w:after="0" w:before="0" w:line="264"/>
-              <w:jc w:val="left"/>
-            </w:pPr>
-            <w:r>
-              <w:rPr>
-                <w:rFonts w:ascii="Times New Roman" w:cs="Times New Roman" w:eastAsia="Times New Roman" w:hAnsi="Times New Roman"/>
-                <w:b w:val="false"/>
-                <w:bCs w:val="false"/>
-                <w:sz w:val="24"/>
-                <w:szCs w:val="24"/>
-              </w:rPr>
-              <w:t xml:space="preserve">Tài liệu in</w:t>
-            </w:r>
-          </w:p>
-        </w:tc>
-      </w:tr>
-      <w:tr>
-        <w:trPr>
-          <w:tblHeader w:val="false"/>
-        </w:trPr>
-        <w:tc>
-          <w:tcPr>
-            <w:tcW w:type="dxa" w:w="520"/>
-            <w:tcBorders>
-              <w:top w:val="single" w:color="000000" w:sz="4"/>
-              <w:left w:val="single" w:color="000000" w:sz="4"/>
-              <w:bottom w:val="single" w:color="000000" w:sz="4"/>
-              <w:right w:val="single" w:color="000000" w:sz="4"/>
-            </w:tcBorders>
-            <w:tcMar>
-              <w:top w:type="dxa" w:w="40"/>
-              <w:left w:type="dxa" w:w="80"/>
-              <w:bottom w:type="dxa" w:w="40"/>
-              <w:right w:type="dxa" w:w="80"/>
-            </w:tcMar>
-            <w:vAlign w:val="center"/>
-          </w:tcPr>
-          <w:p>
-            <w:pPr>
-              <w:spacing w:after="0" w:before="0" w:line="264"/>
-              <w:jc w:val="center"/>
-            </w:pPr>
-            <w:r>
-              <w:rPr>
-                <w:rFonts w:ascii="Times New Roman" w:cs="Times New Roman" w:eastAsia="Times New Roman" w:hAnsi="Times New Roman"/>
-                <w:sz w:val="24"/>
-                <w:szCs w:val="24"/>
-              </w:rPr>
-              <w:t xml:space="preserve">8</w:t>
-            </w:r>
-          </w:p>
-        </w:tc>
-        <w:tc>
-          <w:tcPr>
-            <w:tcW w:type="dxa" w:w="4100"/>
-            <w:tcBorders>
-              <w:top w:val="single" w:color="000000" w:sz="4"/>
-              <w:left w:val="single" w:color="000000" w:sz="4"/>
-              <w:bottom w:val="single" w:color="000000" w:sz="4"/>
-              <w:right w:val="single" w:color="000000" w:sz="4"/>
-            </w:tcBorders>
-            <w:tcMar>
-              <w:top w:type="dxa" w:w="40"/>
-              <w:left w:type="dxa" w:w="80"/>
-              <w:bottom w:type="dxa" w:w="40"/>
-              <w:right w:type="dxa" w:w="80"/>
-            </w:tcMar>
-            <w:vAlign w:val="center"/>
-          </w:tcPr>
-          <w:p>
-            <w:pPr>
-              <w:spacing w:after="0" w:before="0" w:line="264"/>
-              <w:jc w:val="left"/>
-            </w:pPr>
-            <w:r>
-              <w:rPr>
-                <w:rFonts w:ascii="Times New Roman" w:cs="Times New Roman" w:eastAsia="Times New Roman" w:hAnsi="Times New Roman"/>
-                <w:b w:val="false"/>
-                <w:bCs w:val="false"/>
-                <w:sz w:val="24"/>
-                <w:szCs w:val="24"/>
-              </w:rPr>
-              <w:t xml:space="preserve">Tổng hợp phiếu khảo sát, đề xuất thí điểm sau hội thảo</w:t>
-            </w:r>
-          </w:p>
-        </w:tc>
-        <w:tc>
-          <w:tcPr>
-            <w:tcW w:type="dxa" w:w="1550"/>
-            <w:tcBorders>
-              <w:top w:val="single" w:color="000000" w:sz="4"/>
-              <w:left w:val="single" w:color="000000" w:sz="4"/>
-              <w:bottom w:val="single" w:color="000000" w:sz="4"/>
-              <w:right w:val="single" w:color="000000" w:sz="4"/>
-            </w:tcBorders>
-            <w:tcMar>
-              <w:top w:type="dxa" w:w="40"/>
-              <w:left w:type="dxa" w:w="80"/>
-              <w:bottom w:type="dxa" w:w="40"/>
-              <w:right w:type="dxa" w:w="80"/>
-            </w:tcMar>
-            <w:vAlign w:val="center"/>
-          </w:tcPr>
-          <w:p>
-            <w:pPr>
-              <w:spacing w:after="0" w:before="0" w:line="264"/>
-              <w:jc w:val="left"/>
-            </w:pPr>
-            <w:r>
-              <w:rPr>
-                <w:rFonts w:ascii="Times New Roman" w:cs="Times New Roman" w:eastAsia="Times New Roman" w:hAnsi="Times New Roman"/>
-                <w:b w:val="false"/>
-                <w:bCs w:val="false"/>
-                <w:sz w:val="24"/>
-                <w:szCs w:val="24"/>
-              </w:rPr>
-              <w:t xml:space="preserve">Người trình bày, phòng/ban quản lý khoa học</w:t>
-            </w:r>
-          </w:p>
-        </w:tc>
-        <w:tc>
-          <w:tcPr>
-            <w:tcW w:type="dxa" w:w="1500"/>
-            <w:tcBorders>
-              <w:top w:val="single" w:color="000000" w:sz="4"/>
-              <w:left w:val="single" w:color="000000" w:sz="4"/>
-              <w:bottom w:val="single" w:color="000000" w:sz="4"/>
-              <w:right w:val="single" w:color="000000" w:sz="4"/>
-            </w:tcBorders>
-            <w:tcMar>
-              <w:top w:type="dxa" w:w="40"/>
-              <w:left w:type="dxa" w:w="80"/>
-              <w:bottom w:type="dxa" w:w="40"/>
-              <w:right w:type="dxa" w:w="80"/>
-            </w:tcMar>
-            <w:vAlign w:val="center"/>
-          </w:tcPr>
-          <w:p>
-            <w:pPr>
-              <w:spacing w:after="0" w:before="0" w:line="264"/>
-              <w:jc w:val="left"/>
-            </w:pPr>
-            <w:r>
-              <w:rPr>
-                <w:rFonts w:ascii="Times New Roman" w:cs="Times New Roman" w:eastAsia="Times New Roman" w:hAnsi="Times New Roman"/>
-                <w:b w:val="false"/>
-                <w:bCs w:val="false"/>
-                <w:sz w:val="24"/>
-                <w:szCs w:val="24"/>
-              </w:rPr>
-              <w:t xml:space="preserve">Sau … ngày</w:t>
-            </w:r>
-          </w:p>
-        </w:tc>
-        <w:tc>
-          <w:tcPr>
-            <w:tcW w:type="dxa" w:w="1401"/>
-            <w:tcBorders>
-              <w:top w:val="single" w:color="000000" w:sz="4"/>
-              <w:left w:val="single" w:color="000000" w:sz="4"/>
-              <w:bottom w:val="single" w:color="000000" w:sz="4"/>
-              <w:right w:val="single" w:color="000000" w:sz="4"/>
-            </w:tcBorders>
-            <w:tcMar>
-              <w:top w:type="dxa" w:w="40"/>
-              <w:left w:type="dxa" w:w="80"/>
-              <w:bottom w:type="dxa" w:w="40"/>
-              <w:right w:type="dxa" w:w="80"/>
-            </w:tcMar>
-            <w:vAlign w:val="center"/>
-          </w:tcPr>
-          <w:p>
-            <w:pPr>
-              <w:spacing w:after="0" w:before="0" w:line="264"/>
-              <w:jc w:val="left"/>
-            </w:pPr>
-            <w:r>
-              <w:rPr>
-                <w:rFonts w:ascii="Times New Roman" w:cs="Times New Roman" w:eastAsia="Times New Roman" w:hAnsi="Times New Roman"/>
-                <w:b w:val="false"/>
-                <w:bCs w:val="false"/>
-                <w:sz w:val="24"/>
-                <w:szCs w:val="24"/>
-              </w:rPr>
               <w:t xml:space="preserve">Báo cáo tổng hợp</w:t>
             </w:r>
           </w:p>
         </w:tc>
       </w:tr>
     </w:tbl>
-    <w:p>
-      <w:pPr>
-        <w:spacing w:after="0" w:before="0"/>
-      </w:pPr>
-    </w:p>
-    <w:p>
-      <w:pPr>
-        <w:keepNext/>
-        <w:spacing w:after="60" w:before="180" w:line="300"/>
-        <w:ind w:firstLine="567"/>
-        <w:jc w:val="both"/>
-      </w:pPr>
-      <w:r>
-        <w:rPr>
-          <w:rFonts w:ascii="Times New Roman" w:cs="Times New Roman" w:eastAsia="Times New Roman" w:hAnsi="Times New Roman"/>
-          <w:b/>
-          <w:bCs/>
-          <w:sz w:val="26"/>
-          <w:szCs w:val="26"/>
-        </w:rPr>
-        <w:t xml:space="preserve">VII. TÀI LIỆU KÈM THEO</w:t>
-      </w:r>
-    </w:p>
-    <w:p>
-      <w:pPr>
-        <w:pStyle w:val="ListParagraph"/>
-        <w:numPr>
-          <w:ilvl w:val="0"/>
-          <w:numId w:val="2"/>
-        </w:numPr>
-        <w:spacing w:after="30" w:before="30" w:line="300"/>
-        <w:jc w:val="both"/>
-      </w:pPr>
-      <w:r>
-        <w:rPr>
-          <w:rFonts w:ascii="Times New Roman" w:cs="Times New Roman" w:eastAsia="Times New Roman" w:hAnsi="Times New Roman"/>
-          <w:sz w:val="26"/>
-          <w:szCs w:val="26"/>
-        </w:rPr>
-        <w:t xml:space="preserve">Danh sách slide và nội dung từng slide (27 slide, 5 phụ lục dự phòng).</w:t>
-      </w:r>
-    </w:p>
-    <w:p>
-      <w:pPr>
-        <w:pStyle w:val="ListParagraph"/>
-        <w:numPr>
-          <w:ilvl w:val="0"/>
-          <w:numId w:val="2"/>
-        </w:numPr>
-        <w:spacing w:after="30" w:before="30" w:line="300"/>
-        <w:jc w:val="both"/>
-      </w:pPr>
-      <w:r>
-        <w:rPr>
-          <w:rFonts w:ascii="Times New Roman" w:cs="Times New Roman" w:eastAsia="Times New Roman" w:hAnsi="Times New Roman"/>
-          <w:sz w:val="26"/>
-          <w:szCs w:val="26"/>
-        </w:rPr>
-        <w:t xml:space="preserve">Tài liệu phát tay.</w:t>
-      </w:r>
-    </w:p>
-    <w:p>
-      <w:pPr>
-        <w:pStyle w:val="ListParagraph"/>
-        <w:numPr>
-          <w:ilvl w:val="0"/>
-          <w:numId w:val="2"/>
-        </w:numPr>
-        <w:spacing w:after="30" w:before="30" w:line="300"/>
-        <w:jc w:val="both"/>
-      </w:pPr>
-      <w:r>
-        <w:rPr>
-          <w:rFonts w:ascii="Times New Roman" w:cs="Times New Roman" w:eastAsia="Times New Roman" w:hAnsi="Times New Roman"/>
-          <w:sz w:val="26"/>
-          <w:szCs w:val="26"/>
-        </w:rPr>
-        <w:t xml:space="preserve">Bộ câu lệnh minh họa kèm kết quả mong đợi.</w:t>
-      </w:r>
-    </w:p>
-    <w:p>
-      <w:pPr>
-        <w:pStyle w:val="ListParagraph"/>
-        <w:numPr>
-          <w:ilvl w:val="0"/>
-          <w:numId w:val="2"/>
-        </w:numPr>
-        <w:spacing w:after="30" w:before="30" w:line="300"/>
-        <w:jc w:val="both"/>
-      </w:pPr>
-      <w:r>
-        <w:rPr>
-          <w:rFonts w:ascii="Times New Roman" w:cs="Times New Roman" w:eastAsia="Times New Roman" w:hAnsi="Times New Roman"/>
-          <w:sz w:val="26"/>
-          <w:szCs w:val="26"/>
-        </w:rPr>
-        <w:t xml:space="preserve">Dự án nghiên cứu minh họa: dữ liệu, mã nguồn, kết quả, mô hình 3D, bản thảo bài báo.</w:t>
-      </w:r>
-    </w:p>
-    <w:p>
-      <w:pPr>
-        <w:pStyle w:val="ListParagraph"/>
-        <w:numPr>
-          <w:ilvl w:val="0"/>
-          <w:numId w:val="2"/>
-        </w:numPr>
-        <w:spacing w:after="30" w:before="30" w:line="300"/>
-        <w:jc w:val="both"/>
-      </w:pPr>
-      <w:r>
-        <w:rPr>
-          <w:rFonts w:ascii="Times New Roman" w:cs="Times New Roman" w:eastAsia="Times New Roman" w:hAnsi="Times New Roman"/>
-          <w:sz w:val="26"/>
-          <w:szCs w:val="26"/>
-        </w:rPr>
-        <w:t xml:space="preserve">Công cụ mẫu cho máy tính không kết nối Internet (dữ liệu giả lập).</w:t>
-      </w:r>
-    </w:p>
     <w:sectPr>
       <w:footerReference w:type="default" r:id="rId7"/>
       <w:pgSz w:w="11906" w:h="16838" w:orient="portrait"/>

--- a/thuyet-trinh/ke-hoach-hoi-thao/PHU-LUC-DINH-HUONG-TRINH-BAY.docx
+++ b/thuyet-trinh/ke-hoach-hoi-thao/PHU-LUC-DINH-HUONG-TRINH-BAY.docx
@@ -808,7 +808,7 @@
                 <w:sz w:val="24"/>
                 <w:szCs w:val="24"/>
               </w:rPr>
-              <w:t xml:space="preserve">AI Agent trong chu trình thực hiện nhiệm vụ khoa học (tìm, lọc tài liệu; minh họa 1, 2; mô hình 3D)</w:t>
+              <w:t xml:space="preserve">AI Agent trong chu trình thực hiện nhiệm vụ khoa học: tài liệu, tổng quan → thuyết minh → xử lý dữ liệu (minh họa 1, 2; mô hình 3D) → công bố</w:t>
             </w:r>
           </w:p>
         </w:tc>
@@ -1762,7 +1762,7 @@
           <w:sz w:val="26"/>
           <w:szCs w:val="26"/>
         </w:rPr>
-        <w:t xml:space="preserve">Tìm và lọc tài liệu bước đầu (4 bước): (1) đặt câu hỏi nghiên cứu cho Sci-Bot – trợ lý AI trên kho Sci-Hub – để nhận câu trả lời tổng hợp kèm danh sách bài báo, DOI; bổ sung bài mới bằng Google Scholar Labs, Semantic Scholar; (2) lọc theo tiêu đề, tóm tắt với tiêu chí đưa vào – loại ra (Elicit, Consensus, Claude); (3) lấy toàn văn theo DOI qua Sci-Hub, Unpaywall, CORE; nguồn tiếng Việt – tiếng Nga qua VJOL, CyberLeninka, eLIBRARY.ru; (4) đưa bài đã chọn vào dự án Claude. Kiểm tra DOI của mọi trích dẫn.</w:t>
+        <w:t xml:space="preserve">Nghiên cứu tài liệu và tổng quan: tìm bài ứng viên bằng Sci-Bot – trợ lý AI trên kho Sci-Hub (câu trả lời tổng hợp kèm danh sách bài báo, DOI), bổ sung bài mới bằng Google Scholar Labs, Semantic Scholar; lọc theo tiêu đề, tóm tắt (Elicit, Consensus, Claude); lấy toàn văn theo DOI qua Sci-Hub, Unpaywall, CORE và nguồn tiếng Việt – tiếng Nga (VJOL, CyberLeninka, eLIBRARY.ru); lập ma trận bằng chứng, xác định 3 khoảng trống nghiên cứu; kiểm tra DOI của mọi trích dẫn.</w:t>
       </w:r>
     </w:p>
     <w:p>
@@ -1781,7 +1781,7 @@
           <w:sz w:val="26"/>
           <w:szCs w:val="26"/>
         </w:rPr>
-        <w:t xml:space="preserve">Tổng quan tài liệu: lập ma trận bằng chứng, xác định 3 khoảng trống nghiên cứu.</w:t>
+        <w:t xml:space="preserve">Xây dựng thuyết minh đề tài từ khoảng trống đã chọn (minh họa 1): phiếu đề xuất, thuyết minh theo biểu mẫu của Trung tâm; tiến độ, dự toán theo Thông tư 03/2023/TT-BTC và quy định của Bộ Quốc phòng.</w:t>
       </w:r>
     </w:p>
     <w:p>
@@ -1800,7 +1800,7 @@
           <w:sz w:val="26"/>
           <w:szCs w:val="26"/>
         </w:rPr>
-        <w:t xml:space="preserve">Minh họa 1: xây dựng phiếu đề xuất, thuyết minh theo biểu mẫu của Trung tâm; lập tiến độ, dự toán theo Thông tư 03/2023/TT-BTC và quy định của Bộ Quốc phòng.</w:t>
+        <w:t xml:space="preserve">Hướng dẫn xử lý dữ liệu với AI theo 5 bước: chuẩn bị dữ liệu (giữ bản gốc, từ điển dữ liệu) → kiểm tra chất lượng (chỉ đánh dấu, không tự xóa) → phân tích, lập mô hình (nhà khoa học chọn phương pháp) → kiểm định trên tập độc lập → lưu mã, nhật ký để tái lập.</w:t>
       </w:r>
     </w:p>
     <w:p>
@@ -1819,7 +1819,7 @@
           <w:sz w:val="26"/>
           <w:szCs w:val="26"/>
         </w:rPr>
-        <w:t xml:space="preserve">Minh họa 2: AI viết và chạy mã Python xử lý dữ liệu – phát hiện lỗi đơn vị trong dữ liệu công bố; mô hình quốc tế dự đoán thấp hơn thực đo ở Việt Nam khoảng 31%; sau hiệu chỉnh theo vùng, xếp đúng cấp ăn mòn 9/12 trạm (trước là 2/12).</w:t>
+        <w:t xml:space="preserve">Minh họa 2 – áp dụng quy trình trên: AI viết và chạy mã Python xử lý dữ liệu, phát hiện lỗi đơn vị trong dữ liệu công bố; mô hình quốc tế dự đoán thấp hơn thực đo ở Việt Nam khoảng 31%; sau hiệu chỉnh theo vùng, xếp đúng cấp ăn mòn 9/12 trạm (trước là 2/12).</w:t>
       </w:r>
     </w:p>
     <w:p>

--- a/thuyet-trinh/ke-hoach-hoi-thao/PHU-LUC-DINH-HUONG-TRINH-BAY.docx
+++ b/thuyet-trinh/ke-hoach-hoi-thao/PHU-LUC-DINH-HUONG-TRINH-BAY.docx
@@ -158,7 +158,7 @@
           <w:sz w:val="26"/>
           <w:szCs w:val="26"/>
         </w:rPr>
-        <w:t xml:space="preserve">Minh họa ứng dụng AI Agent trong toàn bộ chu trình thực hiện nhiệm vụ khoa học và công nghệ, từ tìm kiếm tài liệu đến công bố kết quả, trên một ví dụ gắn với lĩnh vực của Trung tâm (ăn mòn khí quyển của kim loại trong khí hậu nhiệt đới).</w:t>
+        <w:t xml:space="preserve">Minh họa ứng dụng AI Agent trong toàn bộ chu trình thực hiện nhiệm vụ khoa học và công nghệ, từ tìm kiếm tài liệu đến công bố kết quả, trên hai dự án minh họa gắn với lĩnh vực của Trung tâm: dự án nghiên cứu về ăn mòn khí quyển của kim loại trong khí hậu nhiệt đới và bộ minh họa đi kèm bài trình bày (mục III).</w:t>
       </w:r>
     </w:p>
     <w:p>
@@ -235,7 +235,7 @@
           <w:sz w:val="26"/>
           <w:szCs w:val="26"/>
         </w:rPr>
-        <w:t xml:space="preserve">Nội dung chính xác, có căn cứ; ví dụ minh họa dùng dữ liệu thật đã công bố; ngôn ngữ dễ hiểu với người nghe không chuyên về công nghệ thông tin.</w:t>
+        <w:t xml:space="preserve">Nội dung chính xác, có căn cứ; ví dụ minh họa dùng dữ liệu thật đã công bố; phần cần cài sẵn lỗi hoặc thay cho dữ liệu mật dùng dữ liệu giả lập, ghi rõ trên slide; ngôn ngữ dễ hiểu với người nghe không chuyên về công nghệ thông tin.</w:t>
       </w:r>
     </w:p>
     <w:p>
@@ -1437,7 +1437,582 @@
           <w:sz w:val="26"/>
           <w:szCs w:val="26"/>
         </w:rPr>
-        <w:t xml:space="preserve">III. ĐỊNH HƯỚNG NỘI DUNG TỪNG PHẦN</w:t>
+        <w:t xml:space="preserve">III. DỰ ÁN MINH HỌA</w:t>
+      </w:r>
+    </w:p>
+    <w:p>
+      <w:pPr>
+        <w:spacing w:after="60" w:before="60" w:line="300"/>
+        <w:ind w:firstLine="567"/>
+        <w:jc w:val="both"/>
+      </w:pPr>
+      <w:r>
+        <w:rPr>
+          <w:rFonts w:ascii="Times New Roman" w:cs="Times New Roman" w:eastAsia="Times New Roman" w:hAnsi="Times New Roman"/>
+          <w:sz w:val="26"/>
+          <w:szCs w:val="26"/>
+        </w:rPr>
+        <w:t xml:space="preserve">Các phần minh họa của bài trình bày được thực hiện trên hai dự án đã xây dựng hoàn chỉnh với sự hỗ trợ của AI Agent; toàn bộ kết quả chạy lại được bằng một lệnh.</w:t>
+      </w:r>
+    </w:p>
+    <w:tbl>
+      <w:tblPr>
+        <w:tblW w:type="dxa" w:w="9071"/>
+        <w:tblBorders>
+          <w:top w:val="single" w:color="auto" w:sz="4"/>
+          <w:left w:val="single" w:color="auto" w:sz="4"/>
+          <w:bottom w:val="single" w:color="auto" w:sz="4"/>
+          <w:right w:val="single" w:color="auto" w:sz="4"/>
+          <w:insideH w:val="single" w:color="auto" w:sz="4"/>
+          <w:insideV w:val="single" w:color="auto" w:sz="4"/>
+        </w:tblBorders>
+      </w:tblPr>
+      <w:tblGrid>
+        <w:gridCol w:w="520"/>
+        <w:gridCol w:w="2000"/>
+        <w:gridCol w:w="3851"/>
+        <w:gridCol w:w="1500"/>
+        <w:gridCol w:w="1200"/>
+      </w:tblGrid>
+      <w:tr>
+        <w:trPr>
+          <w:tblHeader/>
+        </w:trPr>
+        <w:tc>
+          <w:tcPr>
+            <w:tcW w:type="dxa" w:w="520"/>
+            <w:tcBorders>
+              <w:top w:val="single" w:color="000000" w:sz="4"/>
+              <w:left w:val="single" w:color="000000" w:sz="4"/>
+              <w:bottom w:val="single" w:color="000000" w:sz="4"/>
+              <w:right w:val="single" w:color="000000" w:sz="4"/>
+            </w:tcBorders>
+            <w:shd w:fill="E7E6E6" w:color="auto" w:val="clear"/>
+            <w:tcMar>
+              <w:top w:type="dxa" w:w="40"/>
+              <w:left w:type="dxa" w:w="80"/>
+              <w:bottom w:type="dxa" w:w="40"/>
+              <w:right w:type="dxa" w:w="80"/>
+            </w:tcMar>
+            <w:vAlign w:val="center"/>
+          </w:tcPr>
+          <w:p>
+            <w:pPr>
+              <w:spacing w:after="0" w:before="0" w:line="264"/>
+              <w:jc w:val="center"/>
+            </w:pPr>
+            <w:r>
+              <w:rPr>
+                <w:rFonts w:ascii="Times New Roman" w:cs="Times New Roman" w:eastAsia="Times New Roman" w:hAnsi="Times New Roman"/>
+                <w:b/>
+                <w:bCs/>
+                <w:sz w:val="24"/>
+                <w:szCs w:val="24"/>
+              </w:rPr>
+              <w:t xml:space="preserve">TT</w:t>
+            </w:r>
+          </w:p>
+        </w:tc>
+        <w:tc>
+          <w:tcPr>
+            <w:tcW w:type="dxa" w:w="2000"/>
+            <w:tcBorders>
+              <w:top w:val="single" w:color="000000" w:sz="4"/>
+              <w:left w:val="single" w:color="000000" w:sz="4"/>
+              <w:bottom w:val="single" w:color="000000" w:sz="4"/>
+              <w:right w:val="single" w:color="000000" w:sz="4"/>
+            </w:tcBorders>
+            <w:shd w:fill="E7E6E6" w:color="auto" w:val="clear"/>
+            <w:tcMar>
+              <w:top w:type="dxa" w:w="40"/>
+              <w:left w:type="dxa" w:w="80"/>
+              <w:bottom w:type="dxa" w:w="40"/>
+              <w:right w:type="dxa" w:w="80"/>
+            </w:tcMar>
+            <w:vAlign w:val="center"/>
+          </w:tcPr>
+          <w:p>
+            <w:pPr>
+              <w:spacing w:after="0" w:before="0" w:line="264"/>
+              <w:jc w:val="center"/>
+            </w:pPr>
+            <w:r>
+              <w:rPr>
+                <w:rFonts w:ascii="Times New Roman" w:cs="Times New Roman" w:eastAsia="Times New Roman" w:hAnsi="Times New Roman"/>
+                <w:b/>
+                <w:bCs/>
+                <w:sz w:val="24"/>
+                <w:szCs w:val="24"/>
+              </w:rPr>
+              <w:t xml:space="preserve">Dự án</w:t>
+            </w:r>
+          </w:p>
+        </w:tc>
+        <w:tc>
+          <w:tcPr>
+            <w:tcW w:type="dxa" w:w="3851"/>
+            <w:tcBorders>
+              <w:top w:val="single" w:color="000000" w:sz="4"/>
+              <w:left w:val="single" w:color="000000" w:sz="4"/>
+              <w:bottom w:val="single" w:color="000000" w:sz="4"/>
+              <w:right w:val="single" w:color="000000" w:sz="4"/>
+            </w:tcBorders>
+            <w:shd w:fill="E7E6E6" w:color="auto" w:val="clear"/>
+            <w:tcMar>
+              <w:top w:type="dxa" w:w="40"/>
+              <w:left w:type="dxa" w:w="80"/>
+              <w:bottom w:type="dxa" w:w="40"/>
+              <w:right w:type="dxa" w:w="80"/>
+            </w:tcMar>
+            <w:vAlign w:val="center"/>
+          </w:tcPr>
+          <w:p>
+            <w:pPr>
+              <w:spacing w:after="0" w:before="0" w:line="264"/>
+              <w:jc w:val="center"/>
+            </w:pPr>
+            <w:r>
+              <w:rPr>
+                <w:rFonts w:ascii="Times New Roman" w:cs="Times New Roman" w:eastAsia="Times New Roman" w:hAnsi="Times New Roman"/>
+                <w:b/>
+                <w:bCs/>
+                <w:sz w:val="24"/>
+                <w:szCs w:val="24"/>
+              </w:rPr>
+              <w:t xml:space="preserve">Nội dung chính</w:t>
+            </w:r>
+          </w:p>
+        </w:tc>
+        <w:tc>
+          <w:tcPr>
+            <w:tcW w:type="dxa" w:w="1500"/>
+            <w:tcBorders>
+              <w:top w:val="single" w:color="000000" w:sz="4"/>
+              <w:left w:val="single" w:color="000000" w:sz="4"/>
+              <w:bottom w:val="single" w:color="000000" w:sz="4"/>
+              <w:right w:val="single" w:color="000000" w:sz="4"/>
+            </w:tcBorders>
+            <w:shd w:fill="E7E6E6" w:color="auto" w:val="clear"/>
+            <w:tcMar>
+              <w:top w:type="dxa" w:w="40"/>
+              <w:left w:type="dxa" w:w="80"/>
+              <w:bottom w:type="dxa" w:w="40"/>
+              <w:right w:type="dxa" w:w="80"/>
+            </w:tcMar>
+            <w:vAlign w:val="center"/>
+          </w:tcPr>
+          <w:p>
+            <w:pPr>
+              <w:spacing w:after="0" w:before="0" w:line="264"/>
+              <w:jc w:val="center"/>
+            </w:pPr>
+            <w:r>
+              <w:rPr>
+                <w:rFonts w:ascii="Times New Roman" w:cs="Times New Roman" w:eastAsia="Times New Roman" w:hAnsi="Times New Roman"/>
+                <w:b/>
+                <w:bCs/>
+                <w:sz w:val="24"/>
+                <w:szCs w:val="24"/>
+              </w:rPr>
+              <w:t xml:space="preserve">Dữ liệu</w:t>
+            </w:r>
+          </w:p>
+        </w:tc>
+        <w:tc>
+          <w:tcPr>
+            <w:tcW w:type="dxa" w:w="1200"/>
+            <w:tcBorders>
+              <w:top w:val="single" w:color="000000" w:sz="4"/>
+              <w:left w:val="single" w:color="000000" w:sz="4"/>
+              <w:bottom w:val="single" w:color="000000" w:sz="4"/>
+              <w:right w:val="single" w:color="000000" w:sz="4"/>
+            </w:tcBorders>
+            <w:shd w:fill="E7E6E6" w:color="auto" w:val="clear"/>
+            <w:tcMar>
+              <w:top w:type="dxa" w:w="40"/>
+              <w:left w:type="dxa" w:w="80"/>
+              <w:bottom w:type="dxa" w:w="40"/>
+              <w:right w:type="dxa" w:w="80"/>
+            </w:tcMar>
+            <w:vAlign w:val="center"/>
+          </w:tcPr>
+          <w:p>
+            <w:pPr>
+              <w:spacing w:after="0" w:before="0" w:line="264"/>
+              <w:jc w:val="center"/>
+            </w:pPr>
+            <w:r>
+              <w:rPr>
+                <w:rFonts w:ascii="Times New Roman" w:cs="Times New Roman" w:eastAsia="Times New Roman" w:hAnsi="Times New Roman"/>
+                <w:b/>
+                <w:bCs/>
+                <w:sz w:val="24"/>
+                <w:szCs w:val="24"/>
+              </w:rPr>
+              <w:t xml:space="preserve">Sử dụng tại slide</w:t>
+            </w:r>
+          </w:p>
+        </w:tc>
+      </w:tr>
+      <w:tr>
+        <w:trPr>
+          <w:tblHeader w:val="false"/>
+        </w:trPr>
+        <w:tc>
+          <w:tcPr>
+            <w:tcW w:type="dxa" w:w="520"/>
+            <w:tcBorders>
+              <w:top w:val="single" w:color="000000" w:sz="4"/>
+              <w:left w:val="single" w:color="000000" w:sz="4"/>
+              <w:bottom w:val="single" w:color="000000" w:sz="4"/>
+              <w:right w:val="single" w:color="000000" w:sz="4"/>
+            </w:tcBorders>
+            <w:tcMar>
+              <w:top w:type="dxa" w:w="40"/>
+              <w:left w:type="dxa" w:w="80"/>
+              <w:bottom w:type="dxa" w:w="40"/>
+              <w:right w:type="dxa" w:w="80"/>
+            </w:tcMar>
+            <w:vAlign w:val="center"/>
+          </w:tcPr>
+          <w:p>
+            <w:pPr>
+              <w:spacing w:after="0" w:before="0" w:line="264"/>
+              <w:jc w:val="center"/>
+            </w:pPr>
+            <w:r>
+              <w:rPr>
+                <w:rFonts w:ascii="Times New Roman" w:cs="Times New Roman" w:eastAsia="Times New Roman" w:hAnsi="Times New Roman"/>
+                <w:sz w:val="24"/>
+                <w:szCs w:val="24"/>
+              </w:rPr>
+              <w:t xml:space="preserve">1</w:t>
+            </w:r>
+          </w:p>
+        </w:tc>
+        <w:tc>
+          <w:tcPr>
+            <w:tcW w:type="dxa" w:w="2000"/>
+            <w:tcBorders>
+              <w:top w:val="single" w:color="000000" w:sz="4"/>
+              <w:left w:val="single" w:color="000000" w:sz="4"/>
+              <w:bottom w:val="single" w:color="000000" w:sz="4"/>
+              <w:right w:val="single" w:color="000000" w:sz="4"/>
+            </w:tcBorders>
+            <w:tcMar>
+              <w:top w:type="dxa" w:w="40"/>
+              <w:left w:type="dxa" w:w="80"/>
+              <w:bottom w:type="dxa" w:w="40"/>
+              <w:right w:type="dxa" w:w="80"/>
+            </w:tcMar>
+            <w:vAlign w:val="center"/>
+          </w:tcPr>
+          <w:p>
+            <w:pPr>
+              <w:spacing w:after="0" w:before="0" w:line="264"/>
+              <w:jc w:val="left"/>
+            </w:pPr>
+            <w:r>
+              <w:rPr>
+                <w:rFonts w:ascii="Times New Roman" w:cs="Times New Roman" w:eastAsia="Times New Roman" w:hAnsi="Times New Roman"/>
+                <w:b w:val="false"/>
+                <w:bCs w:val="false"/>
+                <w:sz w:val="24"/>
+                <w:szCs w:val="24"/>
+              </w:rPr>
+              <w:t xml:space="preserve">Dự án nghiên cứu “Khả năng áp dụng mô hình ăn mòn khí quyển quốc tế cho khí hậu nhiệt đới Việt Nam”</w:t>
+            </w:r>
+          </w:p>
+        </w:tc>
+        <w:tc>
+          <w:tcPr>
+            <w:tcW w:type="dxa" w:w="3851"/>
+            <w:tcBorders>
+              <w:top w:val="single" w:color="000000" w:sz="4"/>
+              <w:left w:val="single" w:color="000000" w:sz="4"/>
+              <w:bottom w:val="single" w:color="000000" w:sz="4"/>
+              <w:right w:val="single" w:color="000000" w:sz="4"/>
+            </w:tcBorders>
+            <w:tcMar>
+              <w:top w:type="dxa" w:w="40"/>
+              <w:left w:type="dxa" w:w="80"/>
+              <w:bottom w:type="dxa" w:w="40"/>
+              <w:right w:type="dxa" w:w="80"/>
+            </w:tcMar>
+            <w:vAlign w:val="center"/>
+          </w:tcPr>
+          <w:p>
+            <w:pPr>
+              <w:spacing w:after="0" w:before="0" w:line="264"/>
+              <w:jc w:val="left"/>
+            </w:pPr>
+            <w:r>
+              <w:rPr>
+                <w:rFonts w:ascii="Times New Roman" w:cs="Times New Roman" w:eastAsia="Times New Roman" w:hAnsi="Times New Roman"/>
+                <w:b w:val="false"/>
+                <w:bCs w:val="false"/>
+                <w:sz w:val="24"/>
+                <w:szCs w:val="24"/>
+              </w:rPr>
+              <w:t xml:space="preserve">Thực hiện đủ vòng đời một nhiệm vụ: tổng quan tài liệu (13 tài liệu đã xác minh, ma trận bằng chứng, 3 khoảng trống) → bản nháp đề xuất → hợp nhất, kiểm tra dữ liệu → mô hình, hiệu chỉnh theo vùng → mô hình 3D → bản thảo bài báo → báo cáo tổng hợp; có nhật ký thực hiện, ghi cả các lần sai và sửa</w:t>
+            </w:r>
+          </w:p>
+        </w:tc>
+        <w:tc>
+          <w:tcPr>
+            <w:tcW w:type="dxa" w:w="1500"/>
+            <w:tcBorders>
+              <w:top w:val="single" w:color="000000" w:sz="4"/>
+              <w:left w:val="single" w:color="000000" w:sz="4"/>
+              <w:bottom w:val="single" w:color="000000" w:sz="4"/>
+              <w:right w:val="single" w:color="000000" w:sz="4"/>
+            </w:tcBorders>
+            <w:tcMar>
+              <w:top w:type="dxa" w:w="40"/>
+              <w:left w:type="dxa" w:w="80"/>
+              <w:bottom w:type="dxa" w:w="40"/>
+              <w:right w:type="dxa" w:w="80"/>
+            </w:tcMar>
+            <w:vAlign w:val="center"/>
+          </w:tcPr>
+          <w:p>
+            <w:pPr>
+              <w:spacing w:after="0" w:before="0" w:line="264"/>
+              <w:jc w:val="left"/>
+            </w:pPr>
+            <w:r>
+              <w:rPr>
+                <w:rFonts w:ascii="Times New Roman" w:cs="Times New Roman" w:eastAsia="Times New Roman" w:hAnsi="Times New Roman"/>
+                <w:b w:val="false"/>
+                <w:bCs w:val="false"/>
+                <w:sz w:val="24"/>
+                <w:szCs w:val="24"/>
+              </w:rPr>
+              <w:t xml:space="preserve">Thật, đã công bố: 387 số đo thực địa (kho dữ liệu mở C-OLR, giấy phép MIT)</w:t>
+            </w:r>
+          </w:p>
+        </w:tc>
+        <w:tc>
+          <w:tcPr>
+            <w:tcW w:type="dxa" w:w="1200"/>
+            <w:tcBorders>
+              <w:top w:val="single" w:color="000000" w:sz="4"/>
+              <w:left w:val="single" w:color="000000" w:sz="4"/>
+              <w:bottom w:val="single" w:color="000000" w:sz="4"/>
+              <w:right w:val="single" w:color="000000" w:sz="4"/>
+            </w:tcBorders>
+            <w:tcMar>
+              <w:top w:type="dxa" w:w="40"/>
+              <w:left w:type="dxa" w:w="80"/>
+              <w:bottom w:type="dxa" w:w="40"/>
+              <w:right w:type="dxa" w:w="80"/>
+            </w:tcMar>
+            <w:vAlign w:val="center"/>
+          </w:tcPr>
+          <w:p>
+            <w:pPr>
+              <w:spacing w:after="0" w:before="0" w:line="264"/>
+              <w:jc w:val="center"/>
+            </w:pPr>
+            <w:r>
+              <w:rPr>
+                <w:rFonts w:ascii="Times New Roman" w:cs="Times New Roman" w:eastAsia="Times New Roman" w:hAnsi="Times New Roman"/>
+                <w:sz w:val="24"/>
+                <w:szCs w:val="24"/>
+              </w:rPr>
+              <w:t xml:space="preserve">9, 10, 12 – 19, 24, 25</w:t>
+            </w:r>
+          </w:p>
+        </w:tc>
+      </w:tr>
+      <w:tr>
+        <w:trPr>
+          <w:tblHeader w:val="false"/>
+        </w:trPr>
+        <w:tc>
+          <w:tcPr>
+            <w:tcW w:type="dxa" w:w="520"/>
+            <w:tcBorders>
+              <w:top w:val="single" w:color="000000" w:sz="4"/>
+              <w:left w:val="single" w:color="000000" w:sz="4"/>
+              <w:bottom w:val="single" w:color="000000" w:sz="4"/>
+              <w:right w:val="single" w:color="000000" w:sz="4"/>
+            </w:tcBorders>
+            <w:tcMar>
+              <w:top w:type="dxa" w:w="40"/>
+              <w:left w:type="dxa" w:w="80"/>
+              <w:bottom w:type="dxa" w:w="40"/>
+              <w:right w:type="dxa" w:w="80"/>
+            </w:tcMar>
+            <w:vAlign w:val="center"/>
+          </w:tcPr>
+          <w:p>
+            <w:pPr>
+              <w:spacing w:after="0" w:before="0" w:line="264"/>
+              <w:jc w:val="center"/>
+            </w:pPr>
+            <w:r>
+              <w:rPr>
+                <w:rFonts w:ascii="Times New Roman" w:cs="Times New Roman" w:eastAsia="Times New Roman" w:hAnsi="Times New Roman"/>
+                <w:sz w:val="24"/>
+                <w:szCs w:val="24"/>
+              </w:rPr>
+              <w:t xml:space="preserve">2</w:t>
+            </w:r>
+          </w:p>
+        </w:tc>
+        <w:tc>
+          <w:tcPr>
+            <w:tcW w:type="dxa" w:w="2000"/>
+            <w:tcBorders>
+              <w:top w:val="single" w:color="000000" w:sz="4"/>
+              <w:left w:val="single" w:color="000000" w:sz="4"/>
+              <w:bottom w:val="single" w:color="000000" w:sz="4"/>
+              <w:right w:val="single" w:color="000000" w:sz="4"/>
+            </w:tcBorders>
+            <w:tcMar>
+              <w:top w:type="dxa" w:w="40"/>
+              <w:left w:type="dxa" w:w="80"/>
+              <w:bottom w:type="dxa" w:w="40"/>
+              <w:right w:type="dxa" w:w="80"/>
+            </w:tcMar>
+            <w:vAlign w:val="center"/>
+          </w:tcPr>
+          <w:p>
+            <w:pPr>
+              <w:spacing w:after="0" w:before="0" w:line="264"/>
+              <w:jc w:val="left"/>
+            </w:pPr>
+            <w:r>
+              <w:rPr>
+                <w:rFonts w:ascii="Times New Roman" w:cs="Times New Roman" w:eastAsia="Times New Roman" w:hAnsi="Times New Roman"/>
+                <w:b w:val="false"/>
+                <w:bCs w:val="false"/>
+                <w:sz w:val="24"/>
+                <w:szCs w:val="24"/>
+              </w:rPr>
+              <w:t xml:space="preserve">Bộ minh họa của bài trình bày</w:t>
+            </w:r>
+          </w:p>
+        </w:tc>
+        <w:tc>
+          <w:tcPr>
+            <w:tcW w:type="dxa" w:w="3851"/>
+            <w:tcBorders>
+              <w:top w:val="single" w:color="000000" w:sz="4"/>
+              <w:left w:val="single" w:color="000000" w:sz="4"/>
+              <w:bottom w:val="single" w:color="000000" w:sz="4"/>
+              <w:right w:val="single" w:color="000000" w:sz="4"/>
+            </w:tcBorders>
+            <w:tcMar>
+              <w:top w:type="dxa" w:w="40"/>
+              <w:left w:type="dxa" w:w="80"/>
+              <w:bottom w:type="dxa" w:w="40"/>
+              <w:right w:type="dxa" w:w="80"/>
+            </w:tcMar>
+            <w:vAlign w:val="center"/>
+          </w:tcPr>
+          <w:p>
+            <w:pPr>
+              <w:spacing w:after="0" w:before="0" w:line="264"/>
+              <w:jc w:val="left"/>
+            </w:pPr>
+            <w:r>
+              <w:rPr>
+                <w:rFonts w:ascii="Times New Roman" w:cs="Times New Roman" w:eastAsia="Times New Roman" w:hAnsi="Times New Roman"/>
+                <w:b w:val="false"/>
+                <w:bCs w:val="false"/>
+                <w:sz w:val="24"/>
+                <w:szCs w:val="24"/>
+              </w:rPr>
+              <w:t xml:space="preserve">Tổng hợp dữ liệu từ 3 nguồn công bố, 4 định dạng; bộ dữ liệu ăn mòn, khí tượng và kế hoạch công việc có cài sẵn lỗi để AI phát hiện; công cụ ước lượng lộ trình thiết bị bay không người lái chạy trên máy không kết nối Internet</w:t>
+            </w:r>
+          </w:p>
+        </w:tc>
+        <w:tc>
+          <w:tcPr>
+            <w:tcW w:type="dxa" w:w="1500"/>
+            <w:tcBorders>
+              <w:top w:val="single" w:color="000000" w:sz="4"/>
+              <w:left w:val="single" w:color="000000" w:sz="4"/>
+              <w:bottom w:val="single" w:color="000000" w:sz="4"/>
+              <w:right w:val="single" w:color="000000" w:sz="4"/>
+            </w:tcBorders>
+            <w:tcMar>
+              <w:top w:type="dxa" w:w="40"/>
+              <w:left w:type="dxa" w:w="80"/>
+              <w:bottom w:type="dxa" w:w="40"/>
+              <w:right w:type="dxa" w:w="80"/>
+            </w:tcMar>
+            <w:vAlign w:val="center"/>
+          </w:tcPr>
+          <w:p>
+            <w:pPr>
+              <w:spacing w:after="0" w:before="0" w:line="264"/>
+              <w:jc w:val="left"/>
+            </w:pPr>
+            <w:r>
+              <w:rPr>
+                <w:rFonts w:ascii="Times New Roman" w:cs="Times New Roman" w:eastAsia="Times New Roman" w:hAnsi="Times New Roman"/>
+                <w:b w:val="false"/>
+                <w:bCs w:val="false"/>
+                <w:sz w:val="24"/>
+                <w:szCs w:val="24"/>
+              </w:rPr>
+              <w:t xml:space="preserve">Thật (trích từ C-OLR) và giả lập</w:t>
+            </w:r>
+          </w:p>
+        </w:tc>
+        <w:tc>
+          <w:tcPr>
+            <w:tcW w:type="dxa" w:w="1200"/>
+            <w:tcBorders>
+              <w:top w:val="single" w:color="000000" w:sz="4"/>
+              <w:left w:val="single" w:color="000000" w:sz="4"/>
+              <w:bottom w:val="single" w:color="000000" w:sz="4"/>
+              <w:right w:val="single" w:color="000000" w:sz="4"/>
+            </w:tcBorders>
+            <w:tcMar>
+              <w:top w:type="dxa" w:w="40"/>
+              <w:left w:type="dxa" w:w="80"/>
+              <w:bottom w:type="dxa" w:w="40"/>
+              <w:right w:type="dxa" w:w="80"/>
+            </w:tcMar>
+            <w:vAlign w:val="center"/>
+          </w:tcPr>
+          <w:p>
+            <w:pPr>
+              <w:spacing w:after="0" w:before="0" w:line="264"/>
+              <w:jc w:val="center"/>
+            </w:pPr>
+            <w:r>
+              <w:rPr>
+                <w:rFonts w:ascii="Times New Roman" w:cs="Times New Roman" w:eastAsia="Times New Roman" w:hAnsi="Times New Roman"/>
+                <w:sz w:val="24"/>
+                <w:szCs w:val="24"/>
+              </w:rPr>
+              <w:t xml:space="preserve">8, 14, 16, 22</w:t>
+            </w:r>
+          </w:p>
+        </w:tc>
+      </w:tr>
+    </w:tbl>
+    <w:p>
+      <w:pPr>
+        <w:keepNext/>
+        <w:spacing w:after="60" w:before="180" w:line="300"/>
+        <w:ind w:firstLine="567"/>
+        <w:jc w:val="both"/>
+      </w:pPr>
+      <w:r>
+        <w:rPr>
+          <w:rFonts w:ascii="Times New Roman" w:cs="Times New Roman" w:eastAsia="Times New Roman" w:hAnsi="Times New Roman"/>
+          <w:b/>
+          <w:bCs/>
+          <w:sz w:val="26"/>
+          <w:szCs w:val="26"/>
+        </w:rPr>
+        <w:t xml:space="preserve">IV. ĐỊNH HƯỚNG NỘI DUNG TỪNG PHẦN</w:t>
       </w:r>
     </w:p>
     <w:p>
@@ -1660,7 +2235,7 @@
           <w:sz w:val="26"/>
           <w:szCs w:val="26"/>
         </w:rPr>
-        <w:t xml:space="preserve">Giới thiệu Claude trên Windows: các mô hình, năm tính năng dùng ngay (dự án, tạo tệp – chạy mã, nghiên cứu chuyên sâu, Cowork, tác vụ theo lịch); sáu bước bắt đầu sử dụng; minh họa tổng hợp dữ liệu từ 3 nguồn công bố.</w:t>
+        <w:t xml:space="preserve">Giới thiệu Claude trên Windows: các mô hình, năm tính năng dùng ngay (dự án, tạo tệp – chạy mã, nghiên cứu chuyên sâu, Cowork, tác vụ theo lịch); sáu bước bắt đầu sử dụng; minh họa tổng hợp dữ liệu từ 3 nguồn công bố (Dự án 2): 4 tệp khác định dạng → bảng tổng hợp, báo cáo Word; AI phát hiện nhãn đơn vị sai trong nguồn.</w:t>
       </w:r>
     </w:p>
     <w:p>
@@ -1679,7 +2254,7 @@
           <w:sz w:val="26"/>
           <w:szCs w:val="26"/>
         </w:rPr>
-        <w:t xml:space="preserve">Phương pháp giao việc cho AI Agent theo 5 bước (nhiệm vụ – dữ liệu – đầu ra – dẫn nguồn, lưu mã – kiểm tra).</w:t>
+        <w:t xml:space="preserve">Phương pháp giao việc cho AI Agent theo 5 bước (nhiệm vụ – dữ liệu – đầu ra – dẫn nguồn, lưu mã – kiểm tra); ví dụ câu lệnh đủ 5 bước trên dữ liệu thật của Dự án 1.</w:t>
       </w:r>
     </w:p>
     <w:p>
@@ -1698,7 +2273,7 @@
           <w:sz w:val="26"/>
           <w:szCs w:val="26"/>
         </w:rPr>
-        <w:t xml:space="preserve">Tổ chức không gian làm việc theo từng nhiệm vụ; giới thiệu Skill, Subagent và hệ thống nhiều Agent.</w:t>
+        <w:t xml:space="preserve">Tổ chức không gian làm việc theo từng nhiệm vụ, lấy cấu trúc Dự án 1 làm mẫu (mỗi giai đoạn của nhiệm vụ một thư mục, từ quản lý dự án, tài liệu đến bài báo, báo cáo); giới thiệu Skill, Subagent và hệ thống nhiều Agent.</w:t>
       </w:r>
     </w:p>
     <w:p>
@@ -1743,7 +2318,7 @@
           <w:sz w:val="26"/>
           <w:szCs w:val="26"/>
         </w:rPr>
-        <w:t xml:space="preserve">minh họa AI hỗ trợ từng công đoạn của một nhiệm vụ khoa học và công nghệ, trên ví dụ “Khả năng áp dụng mô hình ăn mòn khí quyển quốc tế cho khí hậu nhiệt đới Việt Nam” (387 số đo thực địa đã công bố).</w:t>
+        <w:t xml:space="preserve">minh họa AI hỗ trợ từng công đoạn của một nhiệm vụ khoa học và công nghệ, theo đúng trình tự các giai đoạn của Dự án 1; phần minh họa phát hiện lỗi dùng dữ liệu giả lập của Dự án 2.</w:t>
       </w:r>
     </w:p>
     <w:p>
@@ -1762,7 +2337,7 @@
           <w:sz w:val="26"/>
           <w:szCs w:val="26"/>
         </w:rPr>
-        <w:t xml:space="preserve">Nghiên cứu tài liệu và tổng quan: tìm bài ứng viên bằng Sci-Bot – trợ lý AI trên kho Sci-Hub (câu trả lời tổng hợp kèm danh sách bài báo, DOI), bổ sung bài mới bằng Google Scholar Labs, Semantic Scholar; lọc theo tiêu đề, tóm tắt (Elicit, Consensus, Claude); lấy toàn văn theo DOI qua Sci-Hub, Unpaywall, CORE và nguồn tiếng Việt – tiếng Nga (VJOL, CyberLeninka, eLIBRARY.ru); lập ma trận bằng chứng, xác định 3 khoảng trống nghiên cứu; kiểm tra DOI của mọi trích dẫn.</w:t>
+        <w:t xml:space="preserve">Nghiên cứu tài liệu và tổng quan: tìm bài ứng viên bằng Sci-Bot – trợ lý AI trên kho Sci-Hub (câu trả lời tổng hợp kèm danh sách bài báo, DOI), bổ sung bài mới bằng Google Scholar Labs, Semantic Scholar; lọc theo tiêu đề, tóm tắt (Elicit, Consensus, Claude); lấy toàn văn theo DOI qua Sci-Hub, Unpaywall, CORE và nguồn tiếng Việt – tiếng Nga (VJOL, CyberLeninka, eLIBRARY.ru); lập ma trận bằng chứng từ 13 tài liệu đã xác minh, xác định 3 khoảng trống nghiên cứu (Dự án 1); kiểm tra DOI của mọi trích dẫn.</w:t>
       </w:r>
     </w:p>
     <w:p>
@@ -1781,7 +2356,7 @@
           <w:sz w:val="26"/>
           <w:szCs w:val="26"/>
         </w:rPr>
-        <w:t xml:space="preserve">Xây dựng thuyết minh đề tài từ khoảng trống đã chọn (minh họa 1): phiếu đề xuất, thuyết minh theo biểu mẫu của Trung tâm; tiến độ, dự toán theo Thông tư 03/2023/TT-BTC và quy định của Bộ Quốc phòng.</w:t>
+        <w:t xml:space="preserve">Xây dựng thuyết minh đề tài từ khoảng trống thứ nhất của Dự án 1 (minh họa 1): phiếu đề xuất, thuyết minh theo biểu mẫu của Trung tâm; tiến độ, dự toán theo Thông tư 03/2023/TT-BTC và quy định của Bộ Quốc phòng; với kế hoạch công việc giả lập (Dự án 2), AI phát hiện đủ 3 bất hợp lý cài sẵn về trình tự công việc.</w:t>
       </w:r>
     </w:p>
     <w:p>
@@ -1819,7 +2394,7 @@
           <w:sz w:val="26"/>
           <w:szCs w:val="26"/>
         </w:rPr>
-        <w:t xml:space="preserve">Minh họa 2 – áp dụng quy trình trên: AI viết và chạy mã Python xử lý dữ liệu, phát hiện lỗi đơn vị trong dữ liệu công bố; mô hình quốc tế dự đoán thấp hơn thực đo ở Việt Nam khoảng 31%; sau hiệu chỉnh theo vùng, xếp đúng cấp ăn mòn 9/12 trạm (trước là 2/12).</w:t>
+        <w:t xml:space="preserve">Minh họa 2 – áp dụng quy trình trên: AI viết và chạy mã Python xử lý dữ liệu. Với dữ liệu giả lập (Dự án 2): phát hiện đủ 14/14 lỗi cài sẵn. Với 387 số đo thật (Dự án 1): phát hiện lỗi đơn vị trong dữ liệu công bố; mô hình quốc tế dự đoán thấp hơn thực đo ở Việt Nam khoảng 31%; sau hiệu chỉnh theo vùng, xếp đúng cấp ăn mòn 9/12 trạm (trước là 2/12).</w:t>
       </w:r>
     </w:p>
     <w:p>
@@ -1838,7 +2413,7 @@
           <w:sz w:val="26"/>
           <w:szCs w:val="26"/>
         </w:rPr>
-        <w:t xml:space="preserve">Mô hình 3D mô phỏng quá trình ăn mòn thép tại Nha Trang trong 30 năm và so sánh thép – kẽm – đồng – nhôm.</w:t>
+        <w:t xml:space="preserve">Mô hình 3D tương tác (Dự án 1) mô phỏng quá trình ăn mòn thép tại Nha Trang trong 30 năm và so sánh thép – kẽm – đồng – nhôm.</w:t>
       </w:r>
     </w:p>
     <w:p>
@@ -1857,7 +2432,7 @@
           <w:sz w:val="26"/>
           <w:szCs w:val="26"/>
         </w:rPr>
-        <w:t xml:space="preserve">Công bố kết quả theo nhiều định dạng: tạp chí Scopus/Web of Science, danh mục ВАК (Nga), tạp chí trong nước, báo cáo của Trung tâm; nhà khoa học xác nhận ở mỗi bước.</w:t>
+        <w:t xml:space="preserve">Công bố kết quả: bản thảo bài báo (tóm tắt Việt – Anh) và báo cáo tổng hợp của Dự án 1; chuyển đổi theo nhiều định dạng: tạp chí Scopus/Web of Science, danh mục ВАК (Nga), tạp chí trong nước, báo cáo của Trung tâm; nhà khoa học xác nhận ở mỗi bước.</w:t>
       </w:r>
     </w:p>
     <w:p>
@@ -1959,7 +2534,7 @@
           <w:sz w:val="26"/>
           <w:szCs w:val="26"/>
         </w:rPr>
-        <w:t xml:space="preserve">Minh họa 3 (dữ liệu giả lập): công cụ ước lượng lộ trình thiết bị bay không người lái theo địa hình và khí hậu nhiệt đới.</w:t>
+        <w:t xml:space="preserve">Minh họa 3 (Dự án 2, dữ liệu giả lập thay cho dữ liệu mật): công cụ ước lượng lộ trình thiết bị bay không người lái theo địa hình và khí hậu nhiệt đới – lộ trình vòng tránh 8 ô cấm bay; chiều về ngược gió mùa tốn năng lượng gấp 1,8 lần chiều đi nên phải đổi phương án; quét mã không phát hiện kết nối mạng, mã băm trên máy đích khớp.</w:t>
       </w:r>
     </w:p>
     <w:p>
@@ -2042,7 +2617,7 @@
           <w:sz w:val="26"/>
           <w:szCs w:val="26"/>
         </w:rPr>
-        <w:t xml:space="preserve">Skill và thư viện Skill khoa học mở; kết quả thí nghiệm khi không dùng và có dùng Skill.</w:t>
+        <w:t xml:space="preserve">Skill và thư viện Skill khoa học mở; thí nghiệm trên 387 số đo của Dự án 1 khi không dùng và có dùng Skill: Skill bổ sung 3 bước kiểm tra mà phân tích ban đầu bỏ qua.</w:t>
       </w:r>
     </w:p>
     <w:p>
@@ -2061,7 +2636,7 @@
           <w:sz w:val="26"/>
           <w:szCs w:val="26"/>
         </w:rPr>
-        <w:t xml:space="preserve">Khoa học mở; ba mức tự động hóa (hỗ trợ từng bước – bán tự động – tự động toàn trình).</w:t>
+        <w:t xml:space="preserve">Khoa học mở qua vòng đời bộ dữ liệu của Dự án 1: dữ liệu công bố mở → tái sử dụng → phát hiện lỗi đơn vị → tri thức mới → đóng góp lại cộng đồng; ba mức tự động hóa (hỗ trợ từng bước – bán tự động – tự động toàn trình).</w:t>
       </w:r>
     </w:p>
     <w:p>
@@ -2143,7 +2718,7 @@
           <w:sz w:val="26"/>
           <w:szCs w:val="26"/>
         </w:rPr>
-        <w:t xml:space="preserve">IV. YÊU CẦU VỀ BẢO MẬT VÀ AN TOÀN THÔNG TIN</w:t>
+        <w:t xml:space="preserve">V. YÊU CẦU VỀ BẢO MẬT VÀ AN TOÀN THÔNG TIN</w:t>
       </w:r>
     </w:p>
     <w:p>
@@ -2218,7 +2793,7 @@
           <w:sz w:val="26"/>
           <w:szCs w:val="26"/>
         </w:rPr>
-        <w:t xml:space="preserve">V. CÔNG TÁC CHUẨN BỊ</w:t>
+        <w:t xml:space="preserve">VI. CÔNG TÁC CHUẨN BỊ</w:t>
       </w:r>
     </w:p>
     <w:tbl>
@@ -2486,7 +3061,7 @@
                 <w:sz w:val="24"/>
                 <w:szCs w:val="24"/>
               </w:rPr>
-              <w:t xml:space="preserve">Hoàn thiện bài trình bày; thực hiện trước và ghi hình các phần minh họa</w:t>
+              <w:t xml:space="preserve">Hoàn thiện bài trình bày; chạy lại 2 dự án minh họa, thực hiện trước và ghi hình các phần minh họa</w:t>
             </w:r>
           </w:p>
         </w:tc>
@@ -2588,7 +3163,7 @@
                 <w:sz w:val="24"/>
                 <w:szCs w:val="24"/>
               </w:rPr>
-              <w:t xml:space="preserve">Bộ slide, video, ảnh</w:t>
+              <w:t xml:space="preserve">Bộ slide, video, ảnh; kết quả 2 dự án</w:t>
             </w:r>
           </w:p>
         </w:tc>

--- a/thuyet-trinh/ke-hoach-hoi-thao/PHU-LUC-DINH-HUONG-TRINH-BAY.docx
+++ b/thuyet-trinh/ke-hoach-hoi-thao/PHU-LUC-DINH-HUONG-TRINH-BAY.docx
@@ -120,7 +120,26 @@
           <w:sz w:val="26"/>
           <w:szCs w:val="26"/>
         </w:rPr>
-        <w:t xml:space="preserve">Cập nhật cho cán bộ, nhà khoa học của Trung tâm tốc độ phát triển, năng lực và xu thế ứng dụng trí tuệ nhân tạo (AI), đặc biệt là AI Agent, trong nghiên cứu khoa học.</w:t>
+        <w:t xml:space="preserve">Định hướng lại nhận thức của cán bộ, nhà khoa học của Trung tâm về trí tuệ nhân tạo (AI): AI đã chứng minh hiệu quả trong nghiên cứu khoa học và được nhiều quốc gia đặt lên hàng đầu, gắn với an ninh quốc gia; vấn đề không còn là AI có hiệu quả hay không, mà là sử dụng AI như thế nào cho hiệu quả và có trách nhiệm.</w:t>
+      </w:r>
+    </w:p>
+    <w:p>
+      <w:pPr>
+        <w:pStyle w:val="ListParagraph"/>
+        <w:numPr>
+          <w:ilvl w:val="0"/>
+          <w:numId w:val="2"/>
+        </w:numPr>
+        <w:spacing w:after="30" w:before="30" w:line="300"/>
+        <w:jc w:val="both"/>
+      </w:pPr>
+      <w:r>
+        <w:rPr>
+          <w:rFonts w:ascii="Times New Roman" w:cs="Times New Roman" w:eastAsia="Times New Roman" w:hAnsi="Times New Roman"/>
+          <w:sz w:val="26"/>
+          <w:szCs w:val="26"/>
+        </w:rPr>
+        <w:t xml:space="preserve">Khắc phục hai tâm lý chưa đúng hiện nay: một là chưa biết cách khai thác nên cho rằng AI không hiệu quả và không sử dụng; hai là có sử dụng nhưng thiếu trách nhiệm, không kiểm soát kết quả và dữ liệu đưa lên AI.</w:t>
       </w:r>
     </w:p>
     <w:p>
@@ -538,7 +557,7 @@
                 <w:sz w:val="24"/>
                 <w:szCs w:val="24"/>
               </w:rPr>
-              <w:t xml:space="preserve">Tổng quan: AI và sự thay đổi phương thức nghiên cứu khoa học</w:t>
+              <w:t xml:space="preserve">Tổng quan: định hướng nhận thức – sử dụng AI hiệu quả và có trách nhiệm; AI và sự thay đổi phương thức nghiên cứu khoa học</w:t>
             </w:r>
           </w:p>
         </w:tc>
@@ -2032,7 +2051,7 @@
           <w:sz w:val="26"/>
           <w:szCs w:val="26"/>
         </w:rPr>
-        <w:t xml:space="preserve">1. Phần I – Tổng quan (18 phút)</w:t>
+        <w:t xml:space="preserve">1. Phần I – Tổng quan: định hướng nhận thức về AI (18 phút)</w:t>
       </w:r>
     </w:p>
     <w:p>
@@ -2057,7 +2076,7 @@
           <w:sz w:val="26"/>
           <w:szCs w:val="26"/>
         </w:rPr>
-        <w:t xml:space="preserve">nắm được tốc độ phát triển, năng lực, giới hạn của AI và xu thế thay đổi phương thức nghiên cứu.</w:t>
+        <w:t xml:space="preserve">định hướng lại nhận thức – không còn câu hỏi AI có hiệu quả hay không, mà là sử dụng AI như thế nào cho hiệu quả và có trách nhiệm.</w:t>
       </w:r>
     </w:p>
     <w:p>
@@ -2076,7 +2095,7 @@
           <w:sz w:val="26"/>
           <w:szCs w:val="26"/>
         </w:rPr>
-        <w:t xml:space="preserve">Số liệu phát triển: khoảng một nửa dân số dùng AI tạo sinh chỉ sau 3 năm; AI đạt mức huy chương vàng Olympic Toán quốc tế 2025; độ dài công việc AI tự thực hiện được tăng từ vài giây (2019) lên hơn 16 giờ (2026).</w:t>
+        <w:t xml:space="preserve">Vị trí chiến lược của AI: nhiều quốc gia đặt AI lên hàng đầu, ngang với an ninh quốc gia. Hoa Kỳ khởi động “Sứ mệnh Genesis” (Sắc lệnh 14363, tháng 11/2025) dùng AI tăng tốc khám phá khoa học, được ví với Dự án Manhattan; từ tháng 9/2026 dùng khái niệm “siêu trí tuệ” trong văn bản của Chính phủ liên bang, thành lập Lực lượng Siêu trí tuệ do Giám đốc Tình báo Quốc gia đứng đầu và xác định đây là vấn đề an ninh quốc gia. Ở Việt Nam, Nghị quyết số 57-NQ/TW của Bộ Chính trị xác định phát triển khoa học, công nghệ, đổi mới sáng tạo và chuyển đổi số là đột phá quan trọng hàng đầu.</w:t>
       </w:r>
     </w:p>
     <w:p>
@@ -2095,7 +2114,7 @@
           <w:sz w:val="26"/>
           <w:szCs w:val="26"/>
         </w:rPr>
-        <w:t xml:space="preserve">Ví dụ ứng dụng AI trong viễn thám, khí tượng, sinh học, vật liệu – liên hệ với các hướng nghiên cứu của Trung tâm.</w:t>
+        <w:t xml:space="preserve">Bằng chứng về hiệu quả – số liệu phát triển: khoảng một nửa dân số dùng AI tạo sinh chỉ sau 3 năm; AI đạt mức huy chương vàng Olympic Toán quốc tế 2025; độ dài công việc AI tự thực hiện được tăng từ vài giây (2019) lên hơn 16 giờ (2026).</w:t>
       </w:r>
     </w:p>
     <w:p>
@@ -2114,7 +2133,45 @@
           <w:sz w:val="26"/>
           <w:szCs w:val="26"/>
         </w:rPr>
+        <w:t xml:space="preserve">Ví dụ ứng dụng AI trong viễn thám, khí tượng, sinh học, vật liệu – liên hệ với các hướng nghiên cứu của Trung tâm.</w:t>
+      </w:r>
+    </w:p>
+    <w:p>
+      <w:pPr>
+        <w:pStyle w:val="ListParagraph"/>
+        <w:numPr>
+          <w:ilvl w:val="0"/>
+          <w:numId w:val="2"/>
+        </w:numPr>
+        <w:spacing w:after="30" w:before="30" w:line="300"/>
+        <w:jc w:val="both"/>
+      </w:pPr>
+      <w:r>
+        <w:rPr>
+          <w:rFonts w:ascii="Times New Roman" w:cs="Times New Roman" w:eastAsia="Times New Roman" w:hAnsi="Times New Roman"/>
+          <w:sz w:val="26"/>
+          <w:szCs w:val="26"/>
+        </w:rPr>
         <w:t xml:space="preserve">Sáu năng lực cốt lõi và các tính năng mới của AI Agent; giới hạn: AI vẫn có thể sai, nhà khoa học phải kiểm tra.</w:t>
+      </w:r>
+    </w:p>
+    <w:p>
+      <w:pPr>
+        <w:pStyle w:val="ListParagraph"/>
+        <w:numPr>
+          <w:ilvl w:val="0"/>
+          <w:numId w:val="2"/>
+        </w:numPr>
+        <w:spacing w:after="30" w:before="30" w:line="300"/>
+        <w:jc w:val="both"/>
+      </w:pPr>
+      <w:r>
+        <w:rPr>
+          <w:rFonts w:ascii="Times New Roman" w:cs="Times New Roman" w:eastAsia="Times New Roman" w:hAnsi="Times New Roman"/>
+          <w:sz w:val="26"/>
+          <w:szCs w:val="26"/>
+        </w:rPr>
+        <w:t xml:space="preserve">Hai tâm lý cần khắc phục và định hướng: (1) chưa biết cách khai thác nên cho rằng AI không hiệu quả, không sử dụng – nguyên nhân thường là chọn sai công cụ, giao việc chưa đúng cách, khắc phục bằng phương pháp ở Phần II, III; (2) sử dụng nhưng thiếu trách nhiệm, không kiểm soát – dùng kết quả không kiểm tra, trích dẫn không xác minh, đưa dữ liệu không được phép lên AI, khắc phục bằng nguyên tắc: nhà khoa học kiểm tra, xác nhận và chịu trách nhiệm về kết quả; phân loại dữ liệu trước khi đưa lên AI (Phần IV).</w:t>
       </w:r>
     </w:p>
     <w:p>
